--- a/docs/word/10-reporting/04-zhurnal-izmeneniy.docx
+++ b/docs/word/10-reporting/04-zhurnal-izmeneniy.docx
@@ -1234,6 +1234,1432 @@
           </w:p>
         </w:tc>
       </w:tr>
+      <w:tr>
+        <w:tc>
+          <w:tcPr>
+            <w:tcW w:type="dxa" w:w="1247"/>
+          </w:tcPr>
+          <w:p>
+            <w:pPr>
+              <w:spacing w:after="20"/>
+            </w:pPr>
+            <w:r>
+              <w:rPr>
+                <w:sz w:val="18"/>
+              </w:rPr>
+            </w:r>
+            <w:r>
+              <w:rPr>
+                <w:sz w:val="18"/>
+              </w:rPr>
+              <w:t>4</w:t>
+            </w:r>
+          </w:p>
+        </w:tc>
+        <w:tc>
+          <w:tcPr>
+            <w:tcW w:type="dxa" w:w="1247"/>
+          </w:tcPr>
+          <w:p>
+            <w:pPr>
+              <w:spacing w:after="20"/>
+            </w:pPr>
+            <w:r>
+              <w:rPr>
+                <w:sz w:val="18"/>
+              </w:rPr>
+            </w:r>
+            <w:r>
+              <w:rPr>
+                <w:sz w:val="18"/>
+              </w:rPr>
+              <w:t>27.10.2026</w:t>
+            </w:r>
+          </w:p>
+        </w:tc>
+        <w:tc>
+          <w:tcPr>
+            <w:tcW w:type="dxa" w:w="1247"/>
+          </w:tcPr>
+          <w:p>
+            <w:pPr>
+              <w:spacing w:after="20"/>
+            </w:pPr>
+            <w:r>
+              <w:rPr>
+                <w:sz w:val="18"/>
+              </w:rPr>
+            </w:r>
+            <w:r>
+              <w:rPr>
+                <w:sz w:val="18"/>
+              </w:rPr>
+              <w:t>Аналитик</w:t>
+            </w:r>
+          </w:p>
+        </w:tc>
+        <w:tc>
+          <w:tcPr>
+            <w:tcW w:type="dxa" w:w="1247"/>
+          </w:tcPr>
+          <w:p>
+            <w:pPr>
+              <w:spacing w:after="20"/>
+            </w:pPr>
+            <w:r>
+              <w:rPr>
+                <w:sz w:val="18"/>
+              </w:rPr>
+            </w:r>
+            <w:r>
+              <w:rPr>
+                <w:sz w:val="18"/>
+              </w:rPr>
+              <w:t>Требования</w:t>
+            </w:r>
+          </w:p>
+        </w:tc>
+        <w:tc>
+          <w:tcPr>
+            <w:tcW w:type="dxa" w:w="1247"/>
+          </w:tcPr>
+          <w:p>
+            <w:pPr>
+              <w:spacing w:after="20"/>
+            </w:pPr>
+            <w:r>
+              <w:rPr>
+                <w:sz w:val="18"/>
+              </w:rPr>
+            </w:r>
+            <w:r>
+              <w:rPr>
+                <w:sz w:val="18"/>
+              </w:rPr>
+              <w:t>Завершён анализ Flask/SQLite: 37 таблиц, 60 шаблонов, роли, отчёты</w:t>
+            </w:r>
+          </w:p>
+        </w:tc>
+        <w:tc>
+          <w:tcPr>
+            <w:tcW w:type="dxa" w:w="1247"/>
+          </w:tcPr>
+          <w:p>
+            <w:pPr>
+              <w:spacing w:after="20"/>
+            </w:pPr>
+            <w:r>
+              <w:rPr>
+                <w:sz w:val="18"/>
+              </w:rPr>
+            </w:r>
+            <w:r>
+              <w:rPr>
+                <w:sz w:val="18"/>
+              </w:rPr>
+              <w:t>Миграция</w:t>
+            </w:r>
+          </w:p>
+        </w:tc>
+        <w:tc>
+          <w:tcPr>
+            <w:tcW w:type="dxa" w:w="1247"/>
+          </w:tcPr>
+          <w:p>
+            <w:pPr>
+              <w:spacing w:after="20"/>
+            </w:pPr>
+            <w:r>
+              <w:rPr>
+                <w:sz w:val="18"/>
+              </w:rPr>
+            </w:r>
+            <w:r>
+              <w:rPr>
+                <w:sz w:val="18"/>
+              </w:rPr>
+              <w:t>Карта миграции v0.2</w:t>
+            </w:r>
+          </w:p>
+        </w:tc>
+        <w:tc>
+          <w:tcPr>
+            <w:tcW w:type="dxa" w:w="1247"/>
+          </w:tcPr>
+          <w:p>
+            <w:pPr>
+              <w:spacing w:after="20"/>
+            </w:pPr>
+            <w:r>
+              <w:rPr>
+                <w:sz w:val="18"/>
+              </w:rPr>
+            </w:r>
+            <w:r>
+              <w:rPr>
+                <w:sz w:val="18"/>
+              </w:rPr>
+              <w:t>Утверждено</w:t>
+            </w:r>
+          </w:p>
+        </w:tc>
+      </w:tr>
+      <w:tr>
+        <w:tc>
+          <w:tcPr>
+            <w:tcW w:type="dxa" w:w="1247"/>
+          </w:tcPr>
+          <w:p>
+            <w:pPr>
+              <w:spacing w:after="20"/>
+            </w:pPr>
+            <w:r>
+              <w:rPr>
+                <w:sz w:val="18"/>
+              </w:rPr>
+            </w:r>
+            <w:r>
+              <w:rPr>
+                <w:sz w:val="18"/>
+              </w:rPr>
+              <w:t>5</w:t>
+            </w:r>
+          </w:p>
+        </w:tc>
+        <w:tc>
+          <w:tcPr>
+            <w:tcW w:type="dxa" w:w="1247"/>
+          </w:tcPr>
+          <w:p>
+            <w:pPr>
+              <w:spacing w:after="20"/>
+            </w:pPr>
+            <w:r>
+              <w:rPr>
+                <w:sz w:val="18"/>
+              </w:rPr>
+            </w:r>
+            <w:r>
+              <w:rPr>
+                <w:sz w:val="18"/>
+              </w:rPr>
+              <w:t>27.10.2026</w:t>
+            </w:r>
+          </w:p>
+        </w:tc>
+        <w:tc>
+          <w:tcPr>
+            <w:tcW w:type="dxa" w:w="1247"/>
+          </w:tcPr>
+          <w:p>
+            <w:pPr>
+              <w:spacing w:after="20"/>
+            </w:pPr>
+            <w:r>
+              <w:rPr>
+                <w:sz w:val="18"/>
+              </w:rPr>
+            </w:r>
+            <w:r>
+              <w:rPr>
+                <w:sz w:val="18"/>
+              </w:rPr>
+              <w:t>Архитектор</w:t>
+            </w:r>
+          </w:p>
+        </w:tc>
+        <w:tc>
+          <w:tcPr>
+            <w:tcW w:type="dxa" w:w="1247"/>
+          </w:tcPr>
+          <w:p>
+            <w:pPr>
+              <w:spacing w:after="20"/>
+            </w:pPr>
+            <w:r>
+              <w:rPr>
+                <w:sz w:val="18"/>
+              </w:rPr>
+            </w:r>
+            <w:r>
+              <w:rPr>
+                <w:sz w:val="18"/>
+              </w:rPr>
+              <w:t>Backend</w:t>
+            </w:r>
+          </w:p>
+        </w:tc>
+        <w:tc>
+          <w:tcPr>
+            <w:tcW w:type="dxa" w:w="1247"/>
+          </w:tcPr>
+          <w:p>
+            <w:pPr>
+              <w:spacing w:after="20"/>
+            </w:pPr>
+            <w:r>
+              <w:rPr>
+                <w:sz w:val="18"/>
+              </w:rPr>
+            </w:r>
+            <w:r>
+              <w:rPr>
+                <w:sz w:val="18"/>
+              </w:rPr>
+              <w:t>Создан FastAPI skeleton, health, OpenAPI</w:t>
+            </w:r>
+          </w:p>
+        </w:tc>
+        <w:tc>
+          <w:tcPr>
+            <w:tcW w:type="dxa" w:w="1247"/>
+          </w:tcPr>
+          <w:p>
+            <w:pPr>
+              <w:spacing w:after="20"/>
+            </w:pPr>
+            <w:r>
+              <w:rPr>
+                <w:sz w:val="18"/>
+              </w:rPr>
+            </w:r>
+            <w:r>
+              <w:rPr>
+                <w:sz w:val="18"/>
+              </w:rPr>
+              <w:t>Этап 1</w:t>
+            </w:r>
+          </w:p>
+        </w:tc>
+        <w:tc>
+          <w:tcPr>
+            <w:tcW w:type="dxa" w:w="1247"/>
+          </w:tcPr>
+          <w:p>
+            <w:pPr>
+              <w:spacing w:after="20"/>
+            </w:pPr>
+            <w:r>
+              <w:rPr>
+                <w:sz w:val="18"/>
+              </w:rPr>
+            </w:r>
+            <w:r>
+              <w:rPr>
+                <w:sz w:val="18"/>
+              </w:rPr>
+              <w:t>Новый API</w:t>
+            </w:r>
+          </w:p>
+        </w:tc>
+        <w:tc>
+          <w:tcPr>
+            <w:tcW w:type="dxa" w:w="1247"/>
+          </w:tcPr>
+          <w:p>
+            <w:pPr>
+              <w:spacing w:after="20"/>
+            </w:pPr>
+            <w:r>
+              <w:rPr>
+                <w:sz w:val="18"/>
+              </w:rPr>
+            </w:r>
+            <w:r>
+              <w:rPr>
+                <w:sz w:val="18"/>
+              </w:rPr>
+              <w:t>Утверждено</w:t>
+            </w:r>
+          </w:p>
+        </w:tc>
+      </w:tr>
+      <w:tr>
+        <w:tc>
+          <w:tcPr>
+            <w:tcW w:type="dxa" w:w="1247"/>
+          </w:tcPr>
+          <w:p>
+            <w:pPr>
+              <w:spacing w:after="20"/>
+            </w:pPr>
+            <w:r>
+              <w:rPr>
+                <w:sz w:val="18"/>
+              </w:rPr>
+            </w:r>
+            <w:r>
+              <w:rPr>
+                <w:sz w:val="18"/>
+              </w:rPr>
+              <w:t>6</w:t>
+            </w:r>
+          </w:p>
+        </w:tc>
+        <w:tc>
+          <w:tcPr>
+            <w:tcW w:type="dxa" w:w="1247"/>
+          </w:tcPr>
+          <w:p>
+            <w:pPr>
+              <w:spacing w:after="20"/>
+            </w:pPr>
+            <w:r>
+              <w:rPr>
+                <w:sz w:val="18"/>
+              </w:rPr>
+            </w:r>
+            <w:r>
+              <w:rPr>
+                <w:sz w:val="18"/>
+              </w:rPr>
+              <w:t>27.10.2026</w:t>
+            </w:r>
+          </w:p>
+        </w:tc>
+        <w:tc>
+          <w:tcPr>
+            <w:tcW w:type="dxa" w:w="1247"/>
+          </w:tcPr>
+          <w:p>
+            <w:pPr>
+              <w:spacing w:after="20"/>
+            </w:pPr>
+            <w:r>
+              <w:rPr>
+                <w:sz w:val="18"/>
+              </w:rPr>
+            </w:r>
+            <w:r>
+              <w:rPr>
+                <w:sz w:val="18"/>
+              </w:rPr>
+              <w:t>Архитектор БД</w:t>
+            </w:r>
+          </w:p>
+        </w:tc>
+        <w:tc>
+          <w:tcPr>
+            <w:tcW w:type="dxa" w:w="1247"/>
+          </w:tcPr>
+          <w:p>
+            <w:pPr>
+              <w:spacing w:after="20"/>
+            </w:pPr>
+            <w:r>
+              <w:rPr>
+                <w:sz w:val="18"/>
+              </w:rPr>
+            </w:r>
+            <w:r>
+              <w:rPr>
+                <w:sz w:val="18"/>
+              </w:rPr>
+              <w:t>БД</w:t>
+            </w:r>
+          </w:p>
+        </w:tc>
+        <w:tc>
+          <w:tcPr>
+            <w:tcW w:type="dxa" w:w="1247"/>
+          </w:tcPr>
+          <w:p>
+            <w:pPr>
+              <w:spacing w:after="20"/>
+            </w:pPr>
+            <w:r>
+              <w:rPr>
+                <w:sz w:val="18"/>
+              </w:rPr>
+            </w:r>
+            <w:r>
+              <w:rPr>
+                <w:sz w:val="18"/>
+              </w:rPr>
+              <w:t xml:space="preserve">Создана миграция </w:t>
+            </w:r>
+            <w:r>
+              <w:rPr>
+                <w:rFonts w:ascii="Consolas" w:hAnsi="Consolas"/>
+                <w:sz w:val="18"/>
+              </w:rPr>
+              <w:t>0001_initial</w:t>
+            </w:r>
+            <w:r>
+              <w:rPr>
+                <w:sz w:val="18"/>
+              </w:rPr>
+              <w:t xml:space="preserve">: </w:t>
+            </w:r>
+            <w:r>
+              <w:rPr>
+                <w:rFonts w:ascii="Consolas" w:hAnsi="Consolas"/>
+                <w:sz w:val="18"/>
+              </w:rPr>
+              <w:t>iam</w:t>
+            </w:r>
+            <w:r>
+              <w:rPr>
+                <w:sz w:val="18"/>
+              </w:rPr>
+              <w:t xml:space="preserve">, </w:t>
+            </w:r>
+            <w:r>
+              <w:rPr>
+                <w:rFonts w:ascii="Consolas" w:hAnsi="Consolas"/>
+                <w:sz w:val="18"/>
+              </w:rPr>
+              <w:t>org</w:t>
+            </w:r>
+            <w:r>
+              <w:rPr>
+                <w:sz w:val="18"/>
+              </w:rPr>
+              <w:t xml:space="preserve">, </w:t>
+            </w:r>
+            <w:r>
+              <w:rPr>
+                <w:rFonts w:ascii="Consolas" w:hAnsi="Consolas"/>
+                <w:sz w:val="18"/>
+              </w:rPr>
+              <w:t>audit</w:t>
+            </w:r>
+          </w:p>
+        </w:tc>
+        <w:tc>
+          <w:tcPr>
+            <w:tcW w:type="dxa" w:w="1247"/>
+          </w:tcPr>
+          <w:p>
+            <w:pPr>
+              <w:spacing w:after="20"/>
+            </w:pPr>
+            <w:r>
+              <w:rPr>
+                <w:sz w:val="18"/>
+              </w:rPr>
+            </w:r>
+            <w:r>
+              <w:rPr>
+                <w:sz w:val="18"/>
+              </w:rPr>
+              <w:t>Этап 1</w:t>
+            </w:r>
+          </w:p>
+        </w:tc>
+        <w:tc>
+          <w:tcPr>
+            <w:tcW w:type="dxa" w:w="1247"/>
+          </w:tcPr>
+          <w:p>
+            <w:pPr>
+              <w:spacing w:after="20"/>
+            </w:pPr>
+            <w:r>
+              <w:rPr>
+                <w:sz w:val="18"/>
+              </w:rPr>
+            </w:r>
+            <w:r>
+              <w:rPr>
+                <w:sz w:val="18"/>
+              </w:rPr>
+              <w:t>Схема пилота</w:t>
+            </w:r>
+          </w:p>
+        </w:tc>
+        <w:tc>
+          <w:tcPr>
+            <w:tcW w:type="dxa" w:w="1247"/>
+          </w:tcPr>
+          <w:p>
+            <w:pPr>
+              <w:spacing w:after="20"/>
+            </w:pPr>
+            <w:r>
+              <w:rPr>
+                <w:sz w:val="18"/>
+              </w:rPr>
+            </w:r>
+            <w:r>
+              <w:rPr>
+                <w:sz w:val="18"/>
+              </w:rPr>
+              <w:t>Утверждено</w:t>
+            </w:r>
+          </w:p>
+        </w:tc>
+      </w:tr>
+      <w:tr>
+        <w:tc>
+          <w:tcPr>
+            <w:tcW w:type="dxa" w:w="1247"/>
+          </w:tcPr>
+          <w:p>
+            <w:pPr>
+              <w:spacing w:after="20"/>
+            </w:pPr>
+            <w:r>
+              <w:rPr>
+                <w:sz w:val="18"/>
+              </w:rPr>
+            </w:r>
+            <w:r>
+              <w:rPr>
+                <w:sz w:val="18"/>
+              </w:rPr>
+              <w:t>7</w:t>
+            </w:r>
+          </w:p>
+        </w:tc>
+        <w:tc>
+          <w:tcPr>
+            <w:tcW w:type="dxa" w:w="1247"/>
+          </w:tcPr>
+          <w:p>
+            <w:pPr>
+              <w:spacing w:after="20"/>
+            </w:pPr>
+            <w:r>
+              <w:rPr>
+                <w:sz w:val="18"/>
+              </w:rPr>
+            </w:r>
+            <w:r>
+              <w:rPr>
+                <w:sz w:val="18"/>
+              </w:rPr>
+              <w:t>27.10.2026</w:t>
+            </w:r>
+          </w:p>
+        </w:tc>
+        <w:tc>
+          <w:tcPr>
+            <w:tcW w:type="dxa" w:w="1247"/>
+          </w:tcPr>
+          <w:p>
+            <w:pPr>
+              <w:spacing w:after="20"/>
+            </w:pPr>
+            <w:r>
+              <w:rPr>
+                <w:sz w:val="18"/>
+              </w:rPr>
+            </w:r>
+            <w:r>
+              <w:rPr>
+                <w:sz w:val="18"/>
+              </w:rPr>
+              <w:t>ИБ</w:t>
+            </w:r>
+          </w:p>
+        </w:tc>
+        <w:tc>
+          <w:tcPr>
+            <w:tcW w:type="dxa" w:w="1247"/>
+          </w:tcPr>
+          <w:p>
+            <w:pPr>
+              <w:spacing w:after="20"/>
+            </w:pPr>
+            <w:r>
+              <w:rPr>
+                <w:sz w:val="18"/>
+              </w:rPr>
+            </w:r>
+            <w:r>
+              <w:rPr>
+                <w:sz w:val="18"/>
+              </w:rPr>
+              <w:t>Безопасность</w:t>
+            </w:r>
+          </w:p>
+        </w:tc>
+        <w:tc>
+          <w:tcPr>
+            <w:tcW w:type="dxa" w:w="1247"/>
+          </w:tcPr>
+          <w:p>
+            <w:pPr>
+              <w:spacing w:after="20"/>
+            </w:pPr>
+            <w:r>
+              <w:rPr>
+                <w:sz w:val="18"/>
+              </w:rPr>
+            </w:r>
+            <w:r>
+              <w:rPr>
+                <w:sz w:val="18"/>
+              </w:rPr>
+              <w:t>JWT RS256, refresh-токены SHA-256, RBAC, аудит</w:t>
+            </w:r>
+          </w:p>
+        </w:tc>
+        <w:tc>
+          <w:tcPr>
+            <w:tcW w:type="dxa" w:w="1247"/>
+          </w:tcPr>
+          <w:p>
+            <w:pPr>
+              <w:spacing w:after="20"/>
+            </w:pPr>
+            <w:r>
+              <w:rPr>
+                <w:sz w:val="18"/>
+              </w:rPr>
+            </w:r>
+            <w:r>
+              <w:rPr>
+                <w:sz w:val="18"/>
+              </w:rPr>
+              <w:t>Требования ИБ</w:t>
+            </w:r>
+          </w:p>
+        </w:tc>
+        <w:tc>
+          <w:tcPr>
+            <w:tcW w:type="dxa" w:w="1247"/>
+          </w:tcPr>
+          <w:p>
+            <w:pPr>
+              <w:spacing w:after="20"/>
+            </w:pPr>
+            <w:r>
+              <w:rPr>
+                <w:sz w:val="18"/>
+              </w:rPr>
+            </w:r>
+            <w:r>
+              <w:rPr>
+                <w:sz w:val="18"/>
+              </w:rPr>
+              <w:t>Новые зависимости</w:t>
+            </w:r>
+          </w:p>
+        </w:tc>
+        <w:tc>
+          <w:tcPr>
+            <w:tcW w:type="dxa" w:w="1247"/>
+          </w:tcPr>
+          <w:p>
+            <w:pPr>
+              <w:spacing w:after="20"/>
+            </w:pPr>
+            <w:r>
+              <w:rPr>
+                <w:sz w:val="18"/>
+              </w:rPr>
+            </w:r>
+            <w:r>
+              <w:rPr>
+                <w:sz w:val="18"/>
+              </w:rPr>
+              <w:t>Утверждено</w:t>
+            </w:r>
+          </w:p>
+        </w:tc>
+      </w:tr>
+      <w:tr>
+        <w:tc>
+          <w:tcPr>
+            <w:tcW w:type="dxa" w:w="1247"/>
+          </w:tcPr>
+          <w:p>
+            <w:pPr>
+              <w:spacing w:after="20"/>
+            </w:pPr>
+            <w:r>
+              <w:rPr>
+                <w:sz w:val="18"/>
+              </w:rPr>
+            </w:r>
+            <w:r>
+              <w:rPr>
+                <w:sz w:val="18"/>
+              </w:rPr>
+              <w:t>8</w:t>
+            </w:r>
+          </w:p>
+        </w:tc>
+        <w:tc>
+          <w:tcPr>
+            <w:tcW w:type="dxa" w:w="1247"/>
+          </w:tcPr>
+          <w:p>
+            <w:pPr>
+              <w:spacing w:after="20"/>
+            </w:pPr>
+            <w:r>
+              <w:rPr>
+                <w:sz w:val="18"/>
+              </w:rPr>
+            </w:r>
+            <w:r>
+              <w:rPr>
+                <w:sz w:val="18"/>
+              </w:rPr>
+              <w:t>27.10.2026</w:t>
+            </w:r>
+          </w:p>
+        </w:tc>
+        <w:tc>
+          <w:tcPr>
+            <w:tcW w:type="dxa" w:w="1247"/>
+          </w:tcPr>
+          <w:p>
+            <w:pPr>
+              <w:spacing w:after="20"/>
+            </w:pPr>
+            <w:r>
+              <w:rPr>
+                <w:sz w:val="18"/>
+              </w:rPr>
+            </w:r>
+            <w:r>
+              <w:rPr>
+                <w:sz w:val="18"/>
+              </w:rPr>
+              <w:t>Архитектор</w:t>
+            </w:r>
+          </w:p>
+        </w:tc>
+        <w:tc>
+          <w:tcPr>
+            <w:tcW w:type="dxa" w:w="1247"/>
+          </w:tcPr>
+          <w:p>
+            <w:pPr>
+              <w:spacing w:after="20"/>
+            </w:pPr>
+            <w:r>
+              <w:rPr>
+                <w:sz w:val="18"/>
+              </w:rPr>
+            </w:r>
+            <w:r>
+              <w:rPr>
+                <w:sz w:val="18"/>
+              </w:rPr>
+              <w:t>Мультитенантность</w:t>
+            </w:r>
+          </w:p>
+        </w:tc>
+        <w:tc>
+          <w:tcPr>
+            <w:tcW w:type="dxa" w:w="1247"/>
+          </w:tcPr>
+          <w:p>
+            <w:pPr>
+              <w:spacing w:after="20"/>
+            </w:pPr>
+            <w:r>
+              <w:rPr>
+                <w:sz w:val="18"/>
+              </w:rPr>
+            </w:r>
+            <w:r>
+              <w:rPr>
+                <w:sz w:val="18"/>
+              </w:rPr>
+              <w:t xml:space="preserve">Введён </w:t>
+            </w:r>
+            <w:r>
+              <w:rPr>
+                <w:rFonts w:ascii="Consolas" w:hAnsi="Consolas"/>
+                <w:sz w:val="18"/>
+              </w:rPr>
+              <w:t>school_id</w:t>
+            </w:r>
+            <w:r>
+              <w:rPr>
+                <w:sz w:val="18"/>
+              </w:rPr>
+              <w:t xml:space="preserve"> и запрет cross-tenant</w:t>
+            </w:r>
+          </w:p>
+        </w:tc>
+        <w:tc>
+          <w:tcPr>
+            <w:tcW w:type="dxa" w:w="1247"/>
+          </w:tcPr>
+          <w:p>
+            <w:pPr>
+              <w:spacing w:after="20"/>
+            </w:pPr>
+            <w:r>
+              <w:rPr>
+                <w:sz w:val="18"/>
+              </w:rPr>
+            </w:r>
+            <w:r>
+              <w:rPr>
+                <w:sz w:val="18"/>
+              </w:rPr>
+              <w:t>Школы/роли</w:t>
+            </w:r>
+          </w:p>
+        </w:tc>
+        <w:tc>
+          <w:tcPr>
+            <w:tcW w:type="dxa" w:w="1247"/>
+          </w:tcPr>
+          <w:p>
+            <w:pPr>
+              <w:spacing w:after="20"/>
+            </w:pPr>
+            <w:r>
+              <w:rPr>
+                <w:sz w:val="18"/>
+              </w:rPr>
+            </w:r>
+            <w:r>
+              <w:rPr>
+                <w:sz w:val="18"/>
+              </w:rPr>
+              <w:t>Все школьные эндпоинты</w:t>
+            </w:r>
+          </w:p>
+        </w:tc>
+        <w:tc>
+          <w:tcPr>
+            <w:tcW w:type="dxa" w:w="1247"/>
+          </w:tcPr>
+          <w:p>
+            <w:pPr>
+              <w:spacing w:after="20"/>
+            </w:pPr>
+            <w:r>
+              <w:rPr>
+                <w:sz w:val="18"/>
+              </w:rPr>
+            </w:r>
+            <w:r>
+              <w:rPr>
+                <w:sz w:val="18"/>
+              </w:rPr>
+              <w:t>Утверждено</w:t>
+            </w:r>
+          </w:p>
+        </w:tc>
+      </w:tr>
+      <w:tr>
+        <w:tc>
+          <w:tcPr>
+            <w:tcW w:type="dxa" w:w="1247"/>
+          </w:tcPr>
+          <w:p>
+            <w:pPr>
+              <w:spacing w:after="20"/>
+            </w:pPr>
+            <w:r>
+              <w:rPr>
+                <w:sz w:val="18"/>
+              </w:rPr>
+            </w:r>
+            <w:r>
+              <w:rPr>
+                <w:sz w:val="18"/>
+              </w:rPr>
+              <w:t>9</w:t>
+            </w:r>
+          </w:p>
+        </w:tc>
+        <w:tc>
+          <w:tcPr>
+            <w:tcW w:type="dxa" w:w="1247"/>
+          </w:tcPr>
+          <w:p>
+            <w:pPr>
+              <w:spacing w:after="20"/>
+            </w:pPr>
+            <w:r>
+              <w:rPr>
+                <w:sz w:val="18"/>
+              </w:rPr>
+            </w:r>
+            <w:r>
+              <w:rPr>
+                <w:sz w:val="18"/>
+              </w:rPr>
+              <w:t>27.10.2026</w:t>
+            </w:r>
+          </w:p>
+        </w:tc>
+        <w:tc>
+          <w:tcPr>
+            <w:tcW w:type="dxa" w:w="1247"/>
+          </w:tcPr>
+          <w:p>
+            <w:pPr>
+              <w:spacing w:after="20"/>
+            </w:pPr>
+            <w:r>
+              <w:rPr>
+                <w:sz w:val="18"/>
+              </w:rPr>
+            </w:r>
+            <w:r>
+              <w:rPr>
+                <w:sz w:val="18"/>
+              </w:rPr>
+              <w:t>DevOps</w:t>
+            </w:r>
+          </w:p>
+        </w:tc>
+        <w:tc>
+          <w:tcPr>
+            <w:tcW w:type="dxa" w:w="1247"/>
+          </w:tcPr>
+          <w:p>
+            <w:pPr>
+              <w:spacing w:after="20"/>
+            </w:pPr>
+            <w:r>
+              <w:rPr>
+                <w:sz w:val="18"/>
+              </w:rPr>
+            </w:r>
+            <w:r>
+              <w:rPr>
+                <w:sz w:val="18"/>
+              </w:rPr>
+              <w:t>Инфраструктура</w:t>
+            </w:r>
+          </w:p>
+        </w:tc>
+        <w:tc>
+          <w:tcPr>
+            <w:tcW w:type="dxa" w:w="1247"/>
+          </w:tcPr>
+          <w:p>
+            <w:pPr>
+              <w:spacing w:after="20"/>
+            </w:pPr>
+            <w:r>
+              <w:rPr>
+                <w:sz w:val="18"/>
+              </w:rPr>
+            </w:r>
+            <w:r>
+              <w:rPr>
+                <w:sz w:val="18"/>
+              </w:rPr>
+              <w:t>Пилотный сайт переключён на User program (Uvicorn)</w:t>
+            </w:r>
+          </w:p>
+        </w:tc>
+        <w:tc>
+          <w:tcPr>
+            <w:tcW w:type="dxa" w:w="1247"/>
+          </w:tcPr>
+          <w:p>
+            <w:pPr>
+              <w:spacing w:after="20"/>
+            </w:pPr>
+            <w:r>
+              <w:rPr>
+                <w:sz w:val="18"/>
+              </w:rPr>
+            </w:r>
+            <w:r>
+              <w:rPr>
+                <w:sz w:val="18"/>
+              </w:rPr>
+              <w:t>Запуск API</w:t>
+            </w:r>
+          </w:p>
+        </w:tc>
+        <w:tc>
+          <w:tcPr>
+            <w:tcW w:type="dxa" w:w="1247"/>
+          </w:tcPr>
+          <w:p>
+            <w:pPr>
+              <w:spacing w:after="20"/>
+            </w:pPr>
+            <w:r>
+              <w:rPr>
+                <w:sz w:val="18"/>
+              </w:rPr>
+            </w:r>
+            <w:r>
+              <w:rPr>
+                <w:sz w:val="18"/>
+              </w:rPr>
+              <w:t>Сайт #1092629</w:t>
+            </w:r>
+          </w:p>
+        </w:tc>
+        <w:tc>
+          <w:tcPr>
+            <w:tcW w:type="dxa" w:w="1247"/>
+          </w:tcPr>
+          <w:p>
+            <w:pPr>
+              <w:spacing w:after="20"/>
+            </w:pPr>
+            <w:r>
+              <w:rPr>
+                <w:sz w:val="18"/>
+              </w:rPr>
+            </w:r>
+            <w:r>
+              <w:rPr>
+                <w:sz w:val="18"/>
+              </w:rPr>
+              <w:t>Утверждено</w:t>
+            </w:r>
+          </w:p>
+        </w:tc>
+      </w:tr>
+      <w:tr>
+        <w:tc>
+          <w:tcPr>
+            <w:tcW w:type="dxa" w:w="1247"/>
+          </w:tcPr>
+          <w:p>
+            <w:pPr>
+              <w:spacing w:after="20"/>
+            </w:pPr>
+            <w:r>
+              <w:rPr>
+                <w:sz w:val="18"/>
+              </w:rPr>
+            </w:r>
+            <w:r>
+              <w:rPr>
+                <w:sz w:val="18"/>
+              </w:rPr>
+              <w:t>10</w:t>
+            </w:r>
+          </w:p>
+        </w:tc>
+        <w:tc>
+          <w:tcPr>
+            <w:tcW w:type="dxa" w:w="1247"/>
+          </w:tcPr>
+          <w:p>
+            <w:pPr>
+              <w:spacing w:after="20"/>
+            </w:pPr>
+            <w:r>
+              <w:rPr>
+                <w:sz w:val="18"/>
+              </w:rPr>
+            </w:r>
+            <w:r>
+              <w:rPr>
+                <w:sz w:val="18"/>
+              </w:rPr>
+              <w:t>27.10.2026</w:t>
+            </w:r>
+          </w:p>
+        </w:tc>
+        <w:tc>
+          <w:tcPr>
+            <w:tcW w:type="dxa" w:w="1247"/>
+          </w:tcPr>
+          <w:p>
+            <w:pPr>
+              <w:spacing w:after="20"/>
+            </w:pPr>
+            <w:r>
+              <w:rPr>
+                <w:sz w:val="18"/>
+              </w:rPr>
+            </w:r>
+            <w:r>
+              <w:rPr>
+                <w:sz w:val="18"/>
+              </w:rPr>
+              <w:t>DevOps</w:t>
+            </w:r>
+          </w:p>
+        </w:tc>
+        <w:tc>
+          <w:tcPr>
+            <w:tcW w:type="dxa" w:w="1247"/>
+          </w:tcPr>
+          <w:p>
+            <w:pPr>
+              <w:spacing w:after="20"/>
+            </w:pPr>
+            <w:r>
+              <w:rPr>
+                <w:sz w:val="18"/>
+              </w:rPr>
+            </w:r>
+            <w:r>
+              <w:rPr>
+                <w:sz w:val="18"/>
+              </w:rPr>
+              <w:t>Инфраструктура</w:t>
+            </w:r>
+          </w:p>
+        </w:tc>
+        <w:tc>
+          <w:tcPr>
+            <w:tcW w:type="dxa" w:w="1247"/>
+          </w:tcPr>
+          <w:p>
+            <w:pPr>
+              <w:spacing w:after="20"/>
+            </w:pPr>
+            <w:r>
+              <w:rPr>
+                <w:sz w:val="18"/>
+              </w:rPr>
+            </w:r>
+            <w:r>
+              <w:rPr>
+                <w:sz w:val="18"/>
+              </w:rPr>
+              <w:t>Working directory в Alwaysdata задаётся относительно home</w:t>
+            </w:r>
+          </w:p>
+        </w:tc>
+        <w:tc>
+          <w:tcPr>
+            <w:tcW w:type="dxa" w:w="1247"/>
+          </w:tcPr>
+          <w:p>
+            <w:pPr>
+              <w:spacing w:after="20"/>
+            </w:pPr>
+            <w:r>
+              <w:rPr>
+                <w:sz w:val="18"/>
+              </w:rPr>
+            </w:r>
+            <w:r>
+              <w:rPr>
+                <w:sz w:val="18"/>
+              </w:rPr>
+              <w:t>Ошибка запуска</w:t>
+            </w:r>
+          </w:p>
+        </w:tc>
+        <w:tc>
+          <w:tcPr>
+            <w:tcW w:type="dxa" w:w="1247"/>
+          </w:tcPr>
+          <w:p>
+            <w:pPr>
+              <w:spacing w:after="20"/>
+            </w:pPr>
+            <w:r>
+              <w:rPr>
+                <w:sz w:val="18"/>
+              </w:rPr>
+            </w:r>
+            <w:r>
+              <w:rPr>
+                <w:sz w:val="18"/>
+              </w:rPr>
+              <w:t>Документация обновлена</w:t>
+            </w:r>
+          </w:p>
+        </w:tc>
+        <w:tc>
+          <w:tcPr>
+            <w:tcW w:type="dxa" w:w="1247"/>
+          </w:tcPr>
+          <w:p>
+            <w:pPr>
+              <w:spacing w:after="20"/>
+            </w:pPr>
+            <w:r>
+              <w:rPr>
+                <w:sz w:val="18"/>
+              </w:rPr>
+            </w:r>
+            <w:r>
+              <w:rPr>
+                <w:sz w:val="18"/>
+              </w:rPr>
+              <w:t>Утверждено</w:t>
+            </w:r>
+          </w:p>
+        </w:tc>
+      </w:tr>
+      <w:tr>
+        <w:tc>
+          <w:tcPr>
+            <w:tcW w:type="dxa" w:w="1247"/>
+          </w:tcPr>
+          <w:p>
+            <w:pPr>
+              <w:spacing w:after="20"/>
+            </w:pPr>
+            <w:r>
+              <w:rPr>
+                <w:sz w:val="18"/>
+              </w:rPr>
+            </w:r>
+            <w:r>
+              <w:rPr>
+                <w:sz w:val="18"/>
+              </w:rPr>
+              <w:t>11</w:t>
+            </w:r>
+          </w:p>
+        </w:tc>
+        <w:tc>
+          <w:tcPr>
+            <w:tcW w:type="dxa" w:w="1247"/>
+          </w:tcPr>
+          <w:p>
+            <w:pPr>
+              <w:spacing w:after="20"/>
+            </w:pPr>
+            <w:r>
+              <w:rPr>
+                <w:sz w:val="18"/>
+              </w:rPr>
+            </w:r>
+            <w:r>
+              <w:rPr>
+                <w:sz w:val="18"/>
+              </w:rPr>
+              <w:t>27.10.2026</w:t>
+            </w:r>
+          </w:p>
+        </w:tc>
+        <w:tc>
+          <w:tcPr>
+            <w:tcW w:type="dxa" w:w="1247"/>
+          </w:tcPr>
+          <w:p>
+            <w:pPr>
+              <w:spacing w:after="20"/>
+            </w:pPr>
+            <w:r>
+              <w:rPr>
+                <w:sz w:val="18"/>
+              </w:rPr>
+            </w:r>
+            <w:r>
+              <w:rPr>
+                <w:sz w:val="18"/>
+              </w:rPr>
+              <w:t>DevOps</w:t>
+            </w:r>
+          </w:p>
+        </w:tc>
+        <w:tc>
+          <w:tcPr>
+            <w:tcW w:type="dxa" w:w="1247"/>
+          </w:tcPr>
+          <w:p>
+            <w:pPr>
+              <w:spacing w:after="20"/>
+            </w:pPr>
+            <w:r>
+              <w:rPr>
+                <w:sz w:val="18"/>
+              </w:rPr>
+            </w:r>
+            <w:r>
+              <w:rPr>
+                <w:sz w:val="18"/>
+              </w:rPr>
+              <w:t>Безопасность</w:t>
+            </w:r>
+          </w:p>
+        </w:tc>
+        <w:tc>
+          <w:tcPr>
+            <w:tcW w:type="dxa" w:w="1247"/>
+          </w:tcPr>
+          <w:p>
+            <w:pPr>
+              <w:spacing w:after="20"/>
+            </w:pPr>
+            <w:r>
+              <w:rPr>
+                <w:sz w:val="18"/>
+              </w:rPr>
+            </w:r>
+            <w:r>
+              <w:rPr>
+                <w:sz w:val="18"/>
+              </w:rPr>
+              <w:t xml:space="preserve">Отключён кэш сайта, добавлены security headers и </w:t>
+            </w:r>
+            <w:r>
+              <w:rPr>
+                <w:rFonts w:ascii="Consolas" w:hAnsi="Consolas"/>
+                <w:sz w:val="18"/>
+              </w:rPr>
+              <w:t>robots.txt</w:t>
+            </w:r>
+          </w:p>
+        </w:tc>
+        <w:tc>
+          <w:tcPr>
+            <w:tcW w:type="dxa" w:w="1247"/>
+          </w:tcPr>
+          <w:p>
+            <w:pPr>
+              <w:spacing w:after="20"/>
+            </w:pPr>
+            <w:r>
+              <w:rPr>
+                <w:sz w:val="18"/>
+              </w:rPr>
+            </w:r>
+            <w:r>
+              <w:rPr>
+                <w:sz w:val="18"/>
+              </w:rPr>
+              <w:t>Защита пилота</w:t>
+            </w:r>
+          </w:p>
+        </w:tc>
+        <w:tc>
+          <w:tcPr>
+            <w:tcW w:type="dxa" w:w="1247"/>
+          </w:tcPr>
+          <w:p>
+            <w:pPr>
+              <w:spacing w:after="20"/>
+            </w:pPr>
+            <w:r>
+              <w:rPr>
+                <w:sz w:val="18"/>
+              </w:rPr>
+            </w:r>
+            <w:r>
+              <w:rPr>
+                <w:sz w:val="18"/>
+              </w:rPr>
+              <w:t>Новый релиз</w:t>
+            </w:r>
+          </w:p>
+        </w:tc>
+        <w:tc>
+          <w:tcPr>
+            <w:tcW w:type="dxa" w:w="1247"/>
+          </w:tcPr>
+          <w:p>
+            <w:pPr>
+              <w:spacing w:after="20"/>
+            </w:pPr>
+            <w:r>
+              <w:rPr>
+                <w:sz w:val="18"/>
+              </w:rPr>
+            </w:r>
+            <w:r>
+              <w:rPr>
+                <w:sz w:val="18"/>
+              </w:rPr>
+              <w:t>Утверждено</w:t>
+            </w:r>
+          </w:p>
+        </w:tc>
+      </w:tr>
     </w:tbl>
     <w:p/>
     <w:p>

--- a/docs/word/10-reporting/04-zhurnal-izmeneniy.docx
+++ b/docs/word/10-reporting/04-zhurnal-izmeneniy.docx
@@ -365,7 +365,7 @@
               <w:rPr>
                 <w:sz w:val="18"/>
               </w:rPr>
-              <w:t>0.1</w:t>
+              <w:t>0.2</w:t>
             </w:r>
           </w:p>
         </w:tc>
@@ -453,7 +453,7 @@
               <w:rPr>
                 <w:sz w:val="18"/>
               </w:rPr>
-              <w:t>27.10.2026</w:t>
+              <w:t>29.10.2026</w:t>
             </w:r>
           </w:p>
         </w:tc>
@@ -2635,6 +2635,797 @@
                 <w:sz w:val="18"/>
               </w:rPr>
               <w:t>Новый релиз</w:t>
+            </w:r>
+          </w:p>
+        </w:tc>
+        <w:tc>
+          <w:tcPr>
+            <w:tcW w:type="dxa" w:w="1247"/>
+          </w:tcPr>
+          <w:p>
+            <w:pPr>
+              <w:spacing w:after="20"/>
+            </w:pPr>
+            <w:r>
+              <w:rPr>
+                <w:sz w:val="18"/>
+              </w:rPr>
+            </w:r>
+            <w:r>
+              <w:rPr>
+                <w:sz w:val="18"/>
+              </w:rPr>
+              <w:t>Утверждено</w:t>
+            </w:r>
+          </w:p>
+        </w:tc>
+      </w:tr>
+      <w:tr>
+        <w:tc>
+          <w:tcPr>
+            <w:tcW w:type="dxa" w:w="1247"/>
+          </w:tcPr>
+          <w:p>
+            <w:pPr>
+              <w:spacing w:after="20"/>
+            </w:pPr>
+            <w:r>
+              <w:rPr>
+                <w:sz w:val="18"/>
+              </w:rPr>
+            </w:r>
+            <w:r>
+              <w:rPr>
+                <w:sz w:val="18"/>
+              </w:rPr>
+              <w:t>12</w:t>
+            </w:r>
+          </w:p>
+        </w:tc>
+        <w:tc>
+          <w:tcPr>
+            <w:tcW w:type="dxa" w:w="1247"/>
+          </w:tcPr>
+          <w:p>
+            <w:pPr>
+              <w:spacing w:after="20"/>
+            </w:pPr>
+            <w:r>
+              <w:rPr>
+                <w:sz w:val="18"/>
+              </w:rPr>
+            </w:r>
+            <w:r>
+              <w:rPr>
+                <w:sz w:val="18"/>
+              </w:rPr>
+              <w:t>29.10.2026</w:t>
+            </w:r>
+          </w:p>
+        </w:tc>
+        <w:tc>
+          <w:tcPr>
+            <w:tcW w:type="dxa" w:w="1247"/>
+          </w:tcPr>
+          <w:p>
+            <w:pPr>
+              <w:spacing w:after="20"/>
+            </w:pPr>
+            <w:r>
+              <w:rPr>
+                <w:sz w:val="18"/>
+              </w:rPr>
+            </w:r>
+            <w:r>
+              <w:rPr>
+                <w:sz w:val="18"/>
+              </w:rPr>
+              <w:t>Архитектор БД</w:t>
+            </w:r>
+          </w:p>
+        </w:tc>
+        <w:tc>
+          <w:tcPr>
+            <w:tcW w:type="dxa" w:w="1247"/>
+          </w:tcPr>
+          <w:p>
+            <w:pPr>
+              <w:spacing w:after="20"/>
+            </w:pPr>
+            <w:r>
+              <w:rPr>
+                <w:sz w:val="18"/>
+              </w:rPr>
+            </w:r>
+            <w:r>
+              <w:rPr>
+                <w:sz w:val="18"/>
+              </w:rPr>
+              <w:t>БД</w:t>
+            </w:r>
+          </w:p>
+        </w:tc>
+        <w:tc>
+          <w:tcPr>
+            <w:tcW w:type="dxa" w:w="1247"/>
+          </w:tcPr>
+          <w:p>
+            <w:pPr>
+              <w:spacing w:after="20"/>
+            </w:pPr>
+            <w:r>
+              <w:rPr>
+                <w:sz w:val="18"/>
+              </w:rPr>
+            </w:r>
+            <w:r>
+              <w:rPr>
+                <w:sz w:val="18"/>
+              </w:rPr>
+              <w:t xml:space="preserve">Добавлена миграция </w:t>
+            </w:r>
+            <w:r>
+              <w:rPr>
+                <w:rFonts w:ascii="Consolas" w:hAnsi="Consolas"/>
+                <w:sz w:val="18"/>
+              </w:rPr>
+              <w:t>2c27d5a2ed88</w:t>
+            </w:r>
+            <w:r>
+              <w:rPr>
+                <w:sz w:val="18"/>
+              </w:rPr>
+              <w:t xml:space="preserve">: </w:t>
+            </w:r>
+            <w:r>
+              <w:rPr>
+                <w:rFonts w:ascii="Consolas" w:hAnsi="Consolas"/>
+                <w:sz w:val="18"/>
+              </w:rPr>
+              <w:t>lms</w:t>
+            </w:r>
+            <w:r>
+              <w:rPr>
+                <w:sz w:val="18"/>
+              </w:rPr>
+              <w:t xml:space="preserve">, </w:t>
+            </w:r>
+            <w:r>
+              <w:rPr>
+                <w:rFonts w:ascii="Consolas" w:hAnsi="Consolas"/>
+                <w:sz w:val="18"/>
+              </w:rPr>
+              <w:t>assessment</w:t>
+            </w:r>
+            <w:r>
+              <w:rPr>
+                <w:sz w:val="18"/>
+              </w:rPr>
+              <w:t xml:space="preserve">, </w:t>
+            </w:r>
+            <w:r>
+              <w:rPr>
+                <w:rFonts w:ascii="Consolas" w:hAnsi="Consolas"/>
+                <w:sz w:val="18"/>
+              </w:rPr>
+              <w:t>journal</w:t>
+            </w:r>
+            <w:r>
+              <w:rPr>
+                <w:sz w:val="18"/>
+              </w:rPr>
+              <w:t xml:space="preserve">, </w:t>
+            </w:r>
+            <w:r>
+              <w:rPr>
+                <w:rFonts w:ascii="Consolas" w:hAnsi="Consolas"/>
+                <w:sz w:val="18"/>
+              </w:rPr>
+              <w:t>analytics</w:t>
+            </w:r>
+            <w:r>
+              <w:rPr>
+                <w:sz w:val="18"/>
+              </w:rPr>
+              <w:t xml:space="preserve">, </w:t>
+            </w:r>
+            <w:r>
+              <w:rPr>
+                <w:rFonts w:ascii="Consolas" w:hAnsi="Consolas"/>
+                <w:sz w:val="18"/>
+              </w:rPr>
+              <w:t>ai</w:t>
+            </w:r>
+            <w:r>
+              <w:rPr>
+                <w:sz w:val="18"/>
+              </w:rPr>
+              <w:t xml:space="preserve">, </w:t>
+            </w:r>
+            <w:r>
+              <w:rPr>
+                <w:rFonts w:ascii="Consolas" w:hAnsi="Consolas"/>
+                <w:sz w:val="18"/>
+              </w:rPr>
+              <w:t>communication</w:t>
+            </w:r>
+          </w:p>
+        </w:tc>
+        <w:tc>
+          <w:tcPr>
+            <w:tcW w:type="dxa" w:w="1247"/>
+          </w:tcPr>
+          <w:p>
+            <w:pPr>
+              <w:spacing w:after="20"/>
+            </w:pPr>
+            <w:r>
+              <w:rPr>
+                <w:sz w:val="18"/>
+              </w:rPr>
+            </w:r>
+            <w:r>
+              <w:rPr>
+                <w:sz w:val="18"/>
+              </w:rPr>
+              <w:t>Этап 2</w:t>
+            </w:r>
+          </w:p>
+        </w:tc>
+        <w:tc>
+          <w:tcPr>
+            <w:tcW w:type="dxa" w:w="1247"/>
+          </w:tcPr>
+          <w:p>
+            <w:pPr>
+              <w:spacing w:after="20"/>
+            </w:pPr>
+            <w:r>
+              <w:rPr>
+                <w:sz w:val="18"/>
+              </w:rPr>
+            </w:r>
+            <w:r>
+              <w:rPr>
+                <w:sz w:val="18"/>
+              </w:rPr>
+              <w:t>Новые домены</w:t>
+            </w:r>
+          </w:p>
+        </w:tc>
+        <w:tc>
+          <w:tcPr>
+            <w:tcW w:type="dxa" w:w="1247"/>
+          </w:tcPr>
+          <w:p>
+            <w:pPr>
+              <w:spacing w:after="20"/>
+            </w:pPr>
+            <w:r>
+              <w:rPr>
+                <w:sz w:val="18"/>
+              </w:rPr>
+            </w:r>
+            <w:r>
+              <w:rPr>
+                <w:sz w:val="18"/>
+              </w:rPr>
+              <w:t>Утверждено</w:t>
+            </w:r>
+          </w:p>
+        </w:tc>
+      </w:tr>
+      <w:tr>
+        <w:tc>
+          <w:tcPr>
+            <w:tcW w:type="dxa" w:w="1247"/>
+          </w:tcPr>
+          <w:p>
+            <w:pPr>
+              <w:spacing w:after="20"/>
+            </w:pPr>
+            <w:r>
+              <w:rPr>
+                <w:sz w:val="18"/>
+              </w:rPr>
+            </w:r>
+            <w:r>
+              <w:rPr>
+                <w:sz w:val="18"/>
+              </w:rPr>
+              <w:t>13</w:t>
+            </w:r>
+          </w:p>
+        </w:tc>
+        <w:tc>
+          <w:tcPr>
+            <w:tcW w:type="dxa" w:w="1247"/>
+          </w:tcPr>
+          <w:p>
+            <w:pPr>
+              <w:spacing w:after="20"/>
+            </w:pPr>
+            <w:r>
+              <w:rPr>
+                <w:sz w:val="18"/>
+              </w:rPr>
+            </w:r>
+            <w:r>
+              <w:rPr>
+                <w:sz w:val="18"/>
+              </w:rPr>
+              <w:t>29.10.2026</w:t>
+            </w:r>
+          </w:p>
+        </w:tc>
+        <w:tc>
+          <w:tcPr>
+            <w:tcW w:type="dxa" w:w="1247"/>
+          </w:tcPr>
+          <w:p>
+            <w:pPr>
+              <w:spacing w:after="20"/>
+            </w:pPr>
+            <w:r>
+              <w:rPr>
+                <w:sz w:val="18"/>
+              </w:rPr>
+            </w:r>
+            <w:r>
+              <w:rPr>
+                <w:sz w:val="18"/>
+              </w:rPr>
+              <w:t>Аналитик</w:t>
+            </w:r>
+          </w:p>
+        </w:tc>
+        <w:tc>
+          <w:tcPr>
+            <w:tcW w:type="dxa" w:w="1247"/>
+          </w:tcPr>
+          <w:p>
+            <w:pPr>
+              <w:spacing w:after="20"/>
+            </w:pPr>
+            <w:r>
+              <w:rPr>
+                <w:sz w:val="18"/>
+              </w:rPr>
+            </w:r>
+            <w:r>
+              <w:rPr>
+                <w:sz w:val="18"/>
+              </w:rPr>
+              <w:t>Миграция</w:t>
+            </w:r>
+          </w:p>
+        </w:tc>
+        <w:tc>
+          <w:tcPr>
+            <w:tcW w:type="dxa" w:w="1247"/>
+          </w:tcPr>
+          <w:p>
+            <w:pPr>
+              <w:spacing w:after="20"/>
+            </w:pPr>
+            <w:r>
+              <w:rPr>
+                <w:sz w:val="18"/>
+              </w:rPr>
+            </w:r>
+            <w:r>
+              <w:rPr>
+                <w:sz w:val="18"/>
+              </w:rPr>
+              <w:t>Реализован идемпотентный импорт SQLite → PostgreSQL (</w:t>
+            </w:r>
+            <w:r>
+              <w:rPr>
+                <w:rFonts w:ascii="Consolas" w:hAnsi="Consolas"/>
+                <w:sz w:val="18"/>
+              </w:rPr>
+              <w:t>app.db.import_legacy</w:t>
+            </w:r>
+            <w:r>
+              <w:rPr>
+                <w:sz w:val="18"/>
+              </w:rPr>
+              <w:t>)</w:t>
+            </w:r>
+          </w:p>
+        </w:tc>
+        <w:tc>
+          <w:tcPr>
+            <w:tcW w:type="dxa" w:w="1247"/>
+          </w:tcPr>
+          <w:p>
+            <w:pPr>
+              <w:spacing w:after="20"/>
+            </w:pPr>
+            <w:r>
+              <w:rPr>
+                <w:sz w:val="18"/>
+              </w:rPr>
+            </w:r>
+            <w:r>
+              <w:rPr>
+                <w:sz w:val="18"/>
+              </w:rPr>
+              <w:t>Перенос ядра</w:t>
+            </w:r>
+          </w:p>
+        </w:tc>
+        <w:tc>
+          <w:tcPr>
+            <w:tcW w:type="dxa" w:w="1247"/>
+          </w:tcPr>
+          <w:p>
+            <w:pPr>
+              <w:spacing w:after="20"/>
+            </w:pPr>
+            <w:r>
+              <w:rPr>
+                <w:sz w:val="18"/>
+              </w:rPr>
+            </w:r>
+            <w:r>
+              <w:rPr>
+                <w:sz w:val="18"/>
+              </w:rPr>
+              <w:t>Требуется прогон на Stage</w:t>
+            </w:r>
+          </w:p>
+        </w:tc>
+        <w:tc>
+          <w:tcPr>
+            <w:tcW w:type="dxa" w:w="1247"/>
+          </w:tcPr>
+          <w:p>
+            <w:pPr>
+              <w:spacing w:after="20"/>
+            </w:pPr>
+            <w:r>
+              <w:rPr>
+                <w:sz w:val="18"/>
+              </w:rPr>
+            </w:r>
+            <w:r>
+              <w:rPr>
+                <w:sz w:val="18"/>
+              </w:rPr>
+              <w:t>Утверждено</w:t>
+            </w:r>
+          </w:p>
+        </w:tc>
+      </w:tr>
+      <w:tr>
+        <w:tc>
+          <w:tcPr>
+            <w:tcW w:type="dxa" w:w="1247"/>
+          </w:tcPr>
+          <w:p>
+            <w:pPr>
+              <w:spacing w:after="20"/>
+            </w:pPr>
+            <w:r>
+              <w:rPr>
+                <w:sz w:val="18"/>
+              </w:rPr>
+            </w:r>
+            <w:r>
+              <w:rPr>
+                <w:sz w:val="18"/>
+              </w:rPr>
+              <w:t>14</w:t>
+            </w:r>
+          </w:p>
+        </w:tc>
+        <w:tc>
+          <w:tcPr>
+            <w:tcW w:type="dxa" w:w="1247"/>
+          </w:tcPr>
+          <w:p>
+            <w:pPr>
+              <w:spacing w:after="20"/>
+            </w:pPr>
+            <w:r>
+              <w:rPr>
+                <w:sz w:val="18"/>
+              </w:rPr>
+            </w:r>
+            <w:r>
+              <w:rPr>
+                <w:sz w:val="18"/>
+              </w:rPr>
+              <w:t>29.10.2026</w:t>
+            </w:r>
+          </w:p>
+        </w:tc>
+        <w:tc>
+          <w:tcPr>
+            <w:tcW w:type="dxa" w:w="1247"/>
+          </w:tcPr>
+          <w:p>
+            <w:pPr>
+              <w:spacing w:after="20"/>
+            </w:pPr>
+            <w:r>
+              <w:rPr>
+                <w:sz w:val="18"/>
+              </w:rPr>
+            </w:r>
+            <w:r>
+              <w:rPr>
+                <w:sz w:val="18"/>
+              </w:rPr>
+              <w:t>Архитектор</w:t>
+            </w:r>
+          </w:p>
+        </w:tc>
+        <w:tc>
+          <w:tcPr>
+            <w:tcW w:type="dxa" w:w="1247"/>
+          </w:tcPr>
+          <w:p>
+            <w:pPr>
+              <w:spacing w:after="20"/>
+            </w:pPr>
+            <w:r>
+              <w:rPr>
+                <w:sz w:val="18"/>
+              </w:rPr>
+            </w:r>
+            <w:r>
+              <w:rPr>
+                <w:sz w:val="18"/>
+              </w:rPr>
+              <w:t>API</w:t>
+            </w:r>
+          </w:p>
+        </w:tc>
+        <w:tc>
+          <w:tcPr>
+            <w:tcW w:type="dxa" w:w="1247"/>
+          </w:tcPr>
+          <w:p>
+            <w:pPr>
+              <w:spacing w:after="20"/>
+            </w:pPr>
+            <w:r>
+              <w:rPr>
+                <w:sz w:val="18"/>
+              </w:rPr>
+            </w:r>
+            <w:r>
+              <w:rPr>
+                <w:sz w:val="18"/>
+              </w:rPr>
+              <w:t xml:space="preserve">Добавлен API учебного контента </w:t>
+            </w:r>
+            <w:r>
+              <w:rPr>
+                <w:rFonts w:ascii="Consolas" w:hAnsi="Consolas"/>
+                <w:sz w:val="18"/>
+              </w:rPr>
+              <w:t>/api/v1/lms/*</w:t>
+            </w:r>
+            <w:r>
+              <w:rPr>
+                <w:sz w:val="18"/>
+              </w:rPr>
+              <w:t>: предметы, темы, методики, учебники, курсы</w:t>
+            </w:r>
+          </w:p>
+        </w:tc>
+        <w:tc>
+          <w:tcPr>
+            <w:tcW w:type="dxa" w:w="1247"/>
+          </w:tcPr>
+          <w:p>
+            <w:pPr>
+              <w:spacing w:after="20"/>
+            </w:pPr>
+            <w:r>
+              <w:rPr>
+                <w:sz w:val="18"/>
+              </w:rPr>
+            </w:r>
+            <w:r>
+              <w:rPr>
+                <w:sz w:val="18"/>
+              </w:rPr>
+              <w:t>Этап 2</w:t>
+            </w:r>
+          </w:p>
+        </w:tc>
+        <w:tc>
+          <w:tcPr>
+            <w:tcW w:type="dxa" w:w="1247"/>
+          </w:tcPr>
+          <w:p>
+            <w:pPr>
+              <w:spacing w:after="20"/>
+            </w:pPr>
+            <w:r>
+              <w:rPr>
+                <w:sz w:val="18"/>
+              </w:rPr>
+            </w:r>
+            <w:r>
+              <w:rPr>
+                <w:sz w:val="18"/>
+              </w:rPr>
+              <w:t>Новые эндпоинты</w:t>
+            </w:r>
+          </w:p>
+        </w:tc>
+        <w:tc>
+          <w:tcPr>
+            <w:tcW w:type="dxa" w:w="1247"/>
+          </w:tcPr>
+          <w:p>
+            <w:pPr>
+              <w:spacing w:after="20"/>
+            </w:pPr>
+            <w:r>
+              <w:rPr>
+                <w:sz w:val="18"/>
+              </w:rPr>
+            </w:r>
+            <w:r>
+              <w:rPr>
+                <w:sz w:val="18"/>
+              </w:rPr>
+              <w:t>Утверждено</w:t>
+            </w:r>
+          </w:p>
+        </w:tc>
+      </w:tr>
+      <w:tr>
+        <w:tc>
+          <w:tcPr>
+            <w:tcW w:type="dxa" w:w="1247"/>
+          </w:tcPr>
+          <w:p>
+            <w:pPr>
+              <w:spacing w:after="20"/>
+            </w:pPr>
+            <w:r>
+              <w:rPr>
+                <w:sz w:val="18"/>
+              </w:rPr>
+            </w:r>
+            <w:r>
+              <w:rPr>
+                <w:sz w:val="18"/>
+              </w:rPr>
+              <w:t>15</w:t>
+            </w:r>
+          </w:p>
+        </w:tc>
+        <w:tc>
+          <w:tcPr>
+            <w:tcW w:type="dxa" w:w="1247"/>
+          </w:tcPr>
+          <w:p>
+            <w:pPr>
+              <w:spacing w:after="20"/>
+            </w:pPr>
+            <w:r>
+              <w:rPr>
+                <w:sz w:val="18"/>
+              </w:rPr>
+            </w:r>
+            <w:r>
+              <w:rPr>
+                <w:sz w:val="18"/>
+              </w:rPr>
+              <w:t>29.10.2026</w:t>
+            </w:r>
+          </w:p>
+        </w:tc>
+        <w:tc>
+          <w:tcPr>
+            <w:tcW w:type="dxa" w:w="1247"/>
+          </w:tcPr>
+          <w:p>
+            <w:pPr>
+              <w:spacing w:after="20"/>
+            </w:pPr>
+            <w:r>
+              <w:rPr>
+                <w:sz w:val="18"/>
+              </w:rPr>
+            </w:r>
+            <w:r>
+              <w:rPr>
+                <w:sz w:val="18"/>
+              </w:rPr>
+              <w:t>QA</w:t>
+            </w:r>
+          </w:p>
+        </w:tc>
+        <w:tc>
+          <w:tcPr>
+            <w:tcW w:type="dxa" w:w="1247"/>
+          </w:tcPr>
+          <w:p>
+            <w:pPr>
+              <w:spacing w:after="20"/>
+            </w:pPr>
+            <w:r>
+              <w:rPr>
+                <w:sz w:val="18"/>
+              </w:rPr>
+            </w:r>
+            <w:r>
+              <w:rPr>
+                <w:sz w:val="18"/>
+              </w:rPr>
+              <w:t>Тесты</w:t>
+            </w:r>
+          </w:p>
+        </w:tc>
+        <w:tc>
+          <w:tcPr>
+            <w:tcW w:type="dxa" w:w="1247"/>
+          </w:tcPr>
+          <w:p>
+            <w:pPr>
+              <w:spacing w:after="20"/>
+            </w:pPr>
+            <w:r>
+              <w:rPr>
+                <w:sz w:val="18"/>
+              </w:rPr>
+            </w:r>
+            <w:r>
+              <w:rPr>
+                <w:sz w:val="18"/>
+              </w:rPr>
+              <w:t>Добавлены тесты LMS API (чтение, фильтры, tenant-правила, OpenAPI)</w:t>
+            </w:r>
+          </w:p>
+        </w:tc>
+        <w:tc>
+          <w:tcPr>
+            <w:tcW w:type="dxa" w:w="1247"/>
+          </w:tcPr>
+          <w:p>
+            <w:pPr>
+              <w:spacing w:after="20"/>
+            </w:pPr>
+            <w:r>
+              <w:rPr>
+                <w:sz w:val="18"/>
+              </w:rPr>
+            </w:r>
+            <w:r>
+              <w:rPr>
+                <w:sz w:val="18"/>
+              </w:rPr>
+              <w:t>Контроль качества</w:t>
+            </w:r>
+          </w:p>
+        </w:tc>
+        <w:tc>
+          <w:tcPr>
+            <w:tcW w:type="dxa" w:w="1247"/>
+          </w:tcPr>
+          <w:p>
+            <w:pPr>
+              <w:spacing w:after="20"/>
+            </w:pPr>
+            <w:r>
+              <w:rPr>
+                <w:sz w:val="18"/>
+              </w:rPr>
+            </w:r>
+            <w:r>
+              <w:rPr>
+                <w:sz w:val="18"/>
+              </w:rPr>
+              <w:t>13 тестов зелёные</w:t>
             </w:r>
           </w:p>
         </w:tc>

--- a/docs/word/10-reporting/04-zhurnal-izmeneniy.docx
+++ b/docs/word/10-reporting/04-zhurnal-izmeneniy.docx
@@ -365,7 +365,7 @@
               <w:rPr>
                 <w:sz w:val="18"/>
               </w:rPr>
-              <w:t>0.2</w:t>
+              <w:t>0.3</w:t>
             </w:r>
           </w:p>
         </w:tc>
@@ -3426,6 +3426,529 @@
                 <w:sz w:val="18"/>
               </w:rPr>
               <w:t>13 тестов зелёные</w:t>
+            </w:r>
+          </w:p>
+        </w:tc>
+        <w:tc>
+          <w:tcPr>
+            <w:tcW w:type="dxa" w:w="1247"/>
+          </w:tcPr>
+          <w:p>
+            <w:pPr>
+              <w:spacing w:after="20"/>
+            </w:pPr>
+            <w:r>
+              <w:rPr>
+                <w:sz w:val="18"/>
+              </w:rPr>
+            </w:r>
+            <w:r>
+              <w:rPr>
+                <w:sz w:val="18"/>
+              </w:rPr>
+              <w:t>Утверждено</w:t>
+            </w:r>
+          </w:p>
+        </w:tc>
+      </w:tr>
+      <w:tr>
+        <w:tc>
+          <w:tcPr>
+            <w:tcW w:type="dxa" w:w="1247"/>
+          </w:tcPr>
+          <w:p>
+            <w:pPr>
+              <w:spacing w:after="20"/>
+            </w:pPr>
+            <w:r>
+              <w:rPr>
+                <w:sz w:val="18"/>
+              </w:rPr>
+            </w:r>
+            <w:r>
+              <w:rPr>
+                <w:sz w:val="18"/>
+              </w:rPr>
+              <w:t>16</w:t>
+            </w:r>
+          </w:p>
+        </w:tc>
+        <w:tc>
+          <w:tcPr>
+            <w:tcW w:type="dxa" w:w="1247"/>
+          </w:tcPr>
+          <w:p>
+            <w:pPr>
+              <w:spacing w:after="20"/>
+            </w:pPr>
+            <w:r>
+              <w:rPr>
+                <w:sz w:val="18"/>
+              </w:rPr>
+            </w:r>
+            <w:r>
+              <w:rPr>
+                <w:sz w:val="18"/>
+              </w:rPr>
+              <w:t>29.10.2026</w:t>
+            </w:r>
+          </w:p>
+        </w:tc>
+        <w:tc>
+          <w:tcPr>
+            <w:tcW w:type="dxa" w:w="1247"/>
+          </w:tcPr>
+          <w:p>
+            <w:pPr>
+              <w:spacing w:after="20"/>
+            </w:pPr>
+            <w:r>
+              <w:rPr>
+                <w:sz w:val="18"/>
+              </w:rPr>
+            </w:r>
+            <w:r>
+              <w:rPr>
+                <w:sz w:val="18"/>
+              </w:rPr>
+              <w:t>Архитектор</w:t>
+            </w:r>
+          </w:p>
+        </w:tc>
+        <w:tc>
+          <w:tcPr>
+            <w:tcW w:type="dxa" w:w="1247"/>
+          </w:tcPr>
+          <w:p>
+            <w:pPr>
+              <w:spacing w:after="20"/>
+            </w:pPr>
+            <w:r>
+              <w:rPr>
+                <w:sz w:val="18"/>
+              </w:rPr>
+            </w:r>
+            <w:r>
+              <w:rPr>
+                <w:sz w:val="18"/>
+              </w:rPr>
+              <w:t>API</w:t>
+            </w:r>
+          </w:p>
+        </w:tc>
+        <w:tc>
+          <w:tcPr>
+            <w:tcW w:type="dxa" w:w="1247"/>
+          </w:tcPr>
+          <w:p>
+            <w:pPr>
+              <w:spacing w:after="20"/>
+            </w:pPr>
+            <w:r>
+              <w:rPr>
+                <w:sz w:val="18"/>
+              </w:rPr>
+            </w:r>
+            <w:r>
+              <w:rPr>
+                <w:sz w:val="18"/>
+              </w:rPr>
+              <w:t xml:space="preserve">Добавлен домен </w:t>
+            </w:r>
+            <w:r>
+              <w:rPr>
+                <w:rFonts w:ascii="Consolas" w:hAnsi="Consolas"/>
+                <w:sz w:val="18"/>
+              </w:rPr>
+              <w:t>/api/v1/assessment/*</w:t>
+            </w:r>
+            <w:r>
+              <w:rPr>
+                <w:sz w:val="18"/>
+              </w:rPr>
+              <w:t>: тесты, назначения, сдача, результаты</w:t>
+            </w:r>
+          </w:p>
+        </w:tc>
+        <w:tc>
+          <w:tcPr>
+            <w:tcW w:type="dxa" w:w="1247"/>
+          </w:tcPr>
+          <w:p>
+            <w:pPr>
+              <w:spacing w:after="20"/>
+            </w:pPr>
+            <w:r>
+              <w:rPr>
+                <w:sz w:val="18"/>
+              </w:rPr>
+            </w:r>
+            <w:r>
+              <w:rPr>
+                <w:sz w:val="18"/>
+              </w:rPr>
+              <w:t>Этап 2</w:t>
+            </w:r>
+          </w:p>
+        </w:tc>
+        <w:tc>
+          <w:tcPr>
+            <w:tcW w:type="dxa" w:w="1247"/>
+          </w:tcPr>
+          <w:p>
+            <w:pPr>
+              <w:spacing w:after="20"/>
+            </w:pPr>
+            <w:r>
+              <w:rPr>
+                <w:sz w:val="18"/>
+              </w:rPr>
+            </w:r>
+            <w:r>
+              <w:rPr>
+                <w:sz w:val="18"/>
+              </w:rPr>
+              <w:t>Новые эндпоинты</w:t>
+            </w:r>
+          </w:p>
+        </w:tc>
+        <w:tc>
+          <w:tcPr>
+            <w:tcW w:type="dxa" w:w="1247"/>
+          </w:tcPr>
+          <w:p>
+            <w:pPr>
+              <w:spacing w:after="20"/>
+            </w:pPr>
+            <w:r>
+              <w:rPr>
+                <w:sz w:val="18"/>
+              </w:rPr>
+            </w:r>
+            <w:r>
+              <w:rPr>
+                <w:sz w:val="18"/>
+              </w:rPr>
+              <w:t>Утверждено</w:t>
+            </w:r>
+          </w:p>
+        </w:tc>
+      </w:tr>
+      <w:tr>
+        <w:tc>
+          <w:tcPr>
+            <w:tcW w:type="dxa" w:w="1247"/>
+          </w:tcPr>
+          <w:p>
+            <w:pPr>
+              <w:spacing w:after="20"/>
+            </w:pPr>
+            <w:r>
+              <w:rPr>
+                <w:sz w:val="18"/>
+              </w:rPr>
+            </w:r>
+            <w:r>
+              <w:rPr>
+                <w:sz w:val="18"/>
+              </w:rPr>
+              <w:t>17</w:t>
+            </w:r>
+          </w:p>
+        </w:tc>
+        <w:tc>
+          <w:tcPr>
+            <w:tcW w:type="dxa" w:w="1247"/>
+          </w:tcPr>
+          <w:p>
+            <w:pPr>
+              <w:spacing w:after="20"/>
+            </w:pPr>
+            <w:r>
+              <w:rPr>
+                <w:sz w:val="18"/>
+              </w:rPr>
+            </w:r>
+            <w:r>
+              <w:rPr>
+                <w:sz w:val="18"/>
+              </w:rPr>
+              <w:t>29.10.2026</w:t>
+            </w:r>
+          </w:p>
+        </w:tc>
+        <w:tc>
+          <w:tcPr>
+            <w:tcW w:type="dxa" w:w="1247"/>
+          </w:tcPr>
+          <w:p>
+            <w:pPr>
+              <w:spacing w:after="20"/>
+            </w:pPr>
+            <w:r>
+              <w:rPr>
+                <w:sz w:val="18"/>
+              </w:rPr>
+            </w:r>
+            <w:r>
+              <w:rPr>
+                <w:sz w:val="18"/>
+              </w:rPr>
+              <w:t>Разработчик</w:t>
+            </w:r>
+          </w:p>
+        </w:tc>
+        <w:tc>
+          <w:tcPr>
+            <w:tcW w:type="dxa" w:w="1247"/>
+          </w:tcPr>
+          <w:p>
+            <w:pPr>
+              <w:spacing w:after="20"/>
+            </w:pPr>
+            <w:r>
+              <w:rPr>
+                <w:sz w:val="18"/>
+              </w:rPr>
+            </w:r>
+            <w:r>
+              <w:rPr>
+                <w:sz w:val="18"/>
+              </w:rPr>
+              <w:t>Оценивание</w:t>
+            </w:r>
+          </w:p>
+        </w:tc>
+        <w:tc>
+          <w:tcPr>
+            <w:tcW w:type="dxa" w:w="1247"/>
+          </w:tcPr>
+          <w:p>
+            <w:pPr>
+              <w:spacing w:after="20"/>
+            </w:pPr>
+            <w:r>
+              <w:rPr>
+                <w:sz w:val="18"/>
+              </w:rPr>
+            </w:r>
+            <w:r>
+              <w:rPr>
+                <w:sz w:val="18"/>
+              </w:rPr>
+              <w:t>Автопроверка выбора, чисел, дробей, времени, текста, чтения и диктанта</w:t>
+            </w:r>
+          </w:p>
+        </w:tc>
+        <w:tc>
+          <w:tcPr>
+            <w:tcW w:type="dxa" w:w="1247"/>
+          </w:tcPr>
+          <w:p>
+            <w:pPr>
+              <w:spacing w:after="20"/>
+            </w:pPr>
+            <w:r>
+              <w:rPr>
+                <w:sz w:val="18"/>
+              </w:rPr>
+            </w:r>
+            <w:r>
+              <w:rPr>
+                <w:sz w:val="18"/>
+              </w:rPr>
+              <w:t>Паритет со старым контуром</w:t>
+            </w:r>
+          </w:p>
+        </w:tc>
+        <w:tc>
+          <w:tcPr>
+            <w:tcW w:type="dxa" w:w="1247"/>
+          </w:tcPr>
+          <w:p>
+            <w:pPr>
+              <w:spacing w:after="20"/>
+            </w:pPr>
+            <w:r>
+              <w:rPr>
+                <w:sz w:val="18"/>
+              </w:rPr>
+            </w:r>
+            <w:r>
+              <w:rPr>
+                <w:sz w:val="18"/>
+              </w:rPr>
+              <w:t>Оценки без учителя</w:t>
+            </w:r>
+          </w:p>
+        </w:tc>
+        <w:tc>
+          <w:tcPr>
+            <w:tcW w:type="dxa" w:w="1247"/>
+          </w:tcPr>
+          <w:p>
+            <w:pPr>
+              <w:spacing w:after="20"/>
+            </w:pPr>
+            <w:r>
+              <w:rPr>
+                <w:sz w:val="18"/>
+              </w:rPr>
+            </w:r>
+            <w:r>
+              <w:rPr>
+                <w:sz w:val="18"/>
+              </w:rPr>
+              <w:t>Утверждено</w:t>
+            </w:r>
+          </w:p>
+        </w:tc>
+      </w:tr>
+      <w:tr>
+        <w:tc>
+          <w:tcPr>
+            <w:tcW w:type="dxa" w:w="1247"/>
+          </w:tcPr>
+          <w:p>
+            <w:pPr>
+              <w:spacing w:after="20"/>
+            </w:pPr>
+            <w:r>
+              <w:rPr>
+                <w:sz w:val="18"/>
+              </w:rPr>
+            </w:r>
+            <w:r>
+              <w:rPr>
+                <w:sz w:val="18"/>
+              </w:rPr>
+              <w:t>18</w:t>
+            </w:r>
+          </w:p>
+        </w:tc>
+        <w:tc>
+          <w:tcPr>
+            <w:tcW w:type="dxa" w:w="1247"/>
+          </w:tcPr>
+          <w:p>
+            <w:pPr>
+              <w:spacing w:after="20"/>
+            </w:pPr>
+            <w:r>
+              <w:rPr>
+                <w:sz w:val="18"/>
+              </w:rPr>
+            </w:r>
+            <w:r>
+              <w:rPr>
+                <w:sz w:val="18"/>
+              </w:rPr>
+              <w:t>29.10.2026</w:t>
+            </w:r>
+          </w:p>
+        </w:tc>
+        <w:tc>
+          <w:tcPr>
+            <w:tcW w:type="dxa" w:w="1247"/>
+          </w:tcPr>
+          <w:p>
+            <w:pPr>
+              <w:spacing w:after="20"/>
+            </w:pPr>
+            <w:r>
+              <w:rPr>
+                <w:sz w:val="18"/>
+              </w:rPr>
+            </w:r>
+            <w:r>
+              <w:rPr>
+                <w:sz w:val="18"/>
+              </w:rPr>
+              <w:t>QA</w:t>
+            </w:r>
+          </w:p>
+        </w:tc>
+        <w:tc>
+          <w:tcPr>
+            <w:tcW w:type="dxa" w:w="1247"/>
+          </w:tcPr>
+          <w:p>
+            <w:pPr>
+              <w:spacing w:after="20"/>
+            </w:pPr>
+            <w:r>
+              <w:rPr>
+                <w:sz w:val="18"/>
+              </w:rPr>
+            </w:r>
+            <w:r>
+              <w:rPr>
+                <w:sz w:val="18"/>
+              </w:rPr>
+              <w:t>Тесты</w:t>
+            </w:r>
+          </w:p>
+        </w:tc>
+        <w:tc>
+          <w:tcPr>
+            <w:tcW w:type="dxa" w:w="1247"/>
+          </w:tcPr>
+          <w:p>
+            <w:pPr>
+              <w:spacing w:after="20"/>
+            </w:pPr>
+            <w:r>
+              <w:rPr>
+                <w:sz w:val="18"/>
+              </w:rPr>
+            </w:r>
+            <w:r>
+              <w:rPr>
+                <w:sz w:val="18"/>
+              </w:rPr>
+              <w:t>Добавлены тесты assessment API и сервиса оценивания</w:t>
+            </w:r>
+          </w:p>
+        </w:tc>
+        <w:tc>
+          <w:tcPr>
+            <w:tcW w:type="dxa" w:w="1247"/>
+          </w:tcPr>
+          <w:p>
+            <w:pPr>
+              <w:spacing w:after="20"/>
+            </w:pPr>
+            <w:r>
+              <w:rPr>
+                <w:sz w:val="18"/>
+              </w:rPr>
+            </w:r>
+            <w:r>
+              <w:rPr>
+                <w:sz w:val="18"/>
+              </w:rPr>
+              <w:t>Контроль качества</w:t>
+            </w:r>
+          </w:p>
+        </w:tc>
+        <w:tc>
+          <w:tcPr>
+            <w:tcW w:type="dxa" w:w="1247"/>
+          </w:tcPr>
+          <w:p>
+            <w:pPr>
+              <w:spacing w:after="20"/>
+            </w:pPr>
+            <w:r>
+              <w:rPr>
+                <w:sz w:val="18"/>
+              </w:rPr>
+            </w:r>
+            <w:r>
+              <w:rPr>
+                <w:sz w:val="18"/>
+              </w:rPr>
+              <w:t>30 тестов зелёные</w:t>
             </w:r>
           </w:p>
         </w:tc>

--- a/docs/word/10-reporting/04-zhurnal-izmeneniy.docx
+++ b/docs/word/10-reporting/04-zhurnal-izmeneniy.docx
@@ -365,7 +365,7 @@
               <w:rPr>
                 <w:sz w:val="18"/>
               </w:rPr>
-              <w:t>0.3</w:t>
+              <w:t>0.4</w:t>
             </w:r>
           </w:p>
         </w:tc>
@@ -3949,6 +3949,536 @@
                 <w:sz w:val="18"/>
               </w:rPr>
               <w:t>30 тестов зелёные</w:t>
+            </w:r>
+          </w:p>
+        </w:tc>
+        <w:tc>
+          <w:tcPr>
+            <w:tcW w:type="dxa" w:w="1247"/>
+          </w:tcPr>
+          <w:p>
+            <w:pPr>
+              <w:spacing w:after="20"/>
+            </w:pPr>
+            <w:r>
+              <w:rPr>
+                <w:sz w:val="18"/>
+              </w:rPr>
+            </w:r>
+            <w:r>
+              <w:rPr>
+                <w:sz w:val="18"/>
+              </w:rPr>
+              <w:t>Утверждено</w:t>
+            </w:r>
+          </w:p>
+        </w:tc>
+      </w:tr>
+      <w:tr>
+        <w:tc>
+          <w:tcPr>
+            <w:tcW w:type="dxa" w:w="1247"/>
+          </w:tcPr>
+          <w:p>
+            <w:pPr>
+              <w:spacing w:after="20"/>
+            </w:pPr>
+            <w:r>
+              <w:rPr>
+                <w:sz w:val="18"/>
+              </w:rPr>
+            </w:r>
+            <w:r>
+              <w:rPr>
+                <w:sz w:val="18"/>
+              </w:rPr>
+              <w:t>19</w:t>
+            </w:r>
+          </w:p>
+        </w:tc>
+        <w:tc>
+          <w:tcPr>
+            <w:tcW w:type="dxa" w:w="1247"/>
+          </w:tcPr>
+          <w:p>
+            <w:pPr>
+              <w:spacing w:after="20"/>
+            </w:pPr>
+            <w:r>
+              <w:rPr>
+                <w:sz w:val="18"/>
+              </w:rPr>
+            </w:r>
+            <w:r>
+              <w:rPr>
+                <w:sz w:val="18"/>
+              </w:rPr>
+              <w:t>29.10.2026</w:t>
+            </w:r>
+          </w:p>
+        </w:tc>
+        <w:tc>
+          <w:tcPr>
+            <w:tcW w:type="dxa" w:w="1247"/>
+          </w:tcPr>
+          <w:p>
+            <w:pPr>
+              <w:spacing w:after="20"/>
+            </w:pPr>
+            <w:r>
+              <w:rPr>
+                <w:sz w:val="18"/>
+              </w:rPr>
+            </w:r>
+            <w:r>
+              <w:rPr>
+                <w:sz w:val="18"/>
+              </w:rPr>
+              <w:t>Архитектор</w:t>
+            </w:r>
+          </w:p>
+        </w:tc>
+        <w:tc>
+          <w:tcPr>
+            <w:tcW w:type="dxa" w:w="1247"/>
+          </w:tcPr>
+          <w:p>
+            <w:pPr>
+              <w:spacing w:after="20"/>
+            </w:pPr>
+            <w:r>
+              <w:rPr>
+                <w:sz w:val="18"/>
+              </w:rPr>
+            </w:r>
+            <w:r>
+              <w:rPr>
+                <w:sz w:val="18"/>
+              </w:rPr>
+              <w:t>API</w:t>
+            </w:r>
+          </w:p>
+        </w:tc>
+        <w:tc>
+          <w:tcPr>
+            <w:tcW w:type="dxa" w:w="1247"/>
+          </w:tcPr>
+          <w:p>
+            <w:pPr>
+              <w:spacing w:after="20"/>
+            </w:pPr>
+            <w:r>
+              <w:rPr>
+                <w:sz w:val="18"/>
+              </w:rPr>
+            </w:r>
+            <w:r>
+              <w:rPr>
+                <w:sz w:val="18"/>
+              </w:rPr>
+              <w:t xml:space="preserve">Добавлено расписание </w:t>
+            </w:r>
+            <w:r>
+              <w:rPr>
+                <w:rFonts w:ascii="Consolas" w:hAnsi="Consolas"/>
+                <w:sz w:val="18"/>
+              </w:rPr>
+              <w:t>/api/v1/journal/schedule</w:t>
+            </w:r>
+            <w:r>
+              <w:rPr>
+                <w:sz w:val="18"/>
+              </w:rPr>
+              <w:t xml:space="preserve"> с недельной сеткой и периодами</w:t>
+            </w:r>
+          </w:p>
+        </w:tc>
+        <w:tc>
+          <w:tcPr>
+            <w:tcW w:type="dxa" w:w="1247"/>
+          </w:tcPr>
+          <w:p>
+            <w:pPr>
+              <w:spacing w:after="20"/>
+            </w:pPr>
+            <w:r>
+              <w:rPr>
+                <w:sz w:val="18"/>
+              </w:rPr>
+            </w:r>
+            <w:r>
+              <w:rPr>
+                <w:sz w:val="18"/>
+              </w:rPr>
+              <w:t>Этап 2</w:t>
+            </w:r>
+          </w:p>
+        </w:tc>
+        <w:tc>
+          <w:tcPr>
+            <w:tcW w:type="dxa" w:w="1247"/>
+          </w:tcPr>
+          <w:p>
+            <w:pPr>
+              <w:spacing w:after="20"/>
+            </w:pPr>
+            <w:r>
+              <w:rPr>
+                <w:sz w:val="18"/>
+              </w:rPr>
+            </w:r>
+            <w:r>
+              <w:rPr>
+                <w:sz w:val="18"/>
+              </w:rPr>
+              <w:t>Новые эндпоинты</w:t>
+            </w:r>
+          </w:p>
+        </w:tc>
+        <w:tc>
+          <w:tcPr>
+            <w:tcW w:type="dxa" w:w="1247"/>
+          </w:tcPr>
+          <w:p>
+            <w:pPr>
+              <w:spacing w:after="20"/>
+            </w:pPr>
+            <w:r>
+              <w:rPr>
+                <w:sz w:val="18"/>
+              </w:rPr>
+            </w:r>
+            <w:r>
+              <w:rPr>
+                <w:sz w:val="18"/>
+              </w:rPr>
+              <w:t>Утверждено</w:t>
+            </w:r>
+          </w:p>
+        </w:tc>
+      </w:tr>
+      <w:tr>
+        <w:tc>
+          <w:tcPr>
+            <w:tcW w:type="dxa" w:w="1247"/>
+          </w:tcPr>
+          <w:p>
+            <w:pPr>
+              <w:spacing w:after="20"/>
+            </w:pPr>
+            <w:r>
+              <w:rPr>
+                <w:sz w:val="18"/>
+              </w:rPr>
+            </w:r>
+            <w:r>
+              <w:rPr>
+                <w:sz w:val="18"/>
+              </w:rPr>
+              <w:t>20</w:t>
+            </w:r>
+          </w:p>
+        </w:tc>
+        <w:tc>
+          <w:tcPr>
+            <w:tcW w:type="dxa" w:w="1247"/>
+          </w:tcPr>
+          <w:p>
+            <w:pPr>
+              <w:spacing w:after="20"/>
+            </w:pPr>
+            <w:r>
+              <w:rPr>
+                <w:sz w:val="18"/>
+              </w:rPr>
+            </w:r>
+            <w:r>
+              <w:rPr>
+                <w:sz w:val="18"/>
+              </w:rPr>
+              <w:t>29.10.2026</w:t>
+            </w:r>
+          </w:p>
+        </w:tc>
+        <w:tc>
+          <w:tcPr>
+            <w:tcW w:type="dxa" w:w="1247"/>
+          </w:tcPr>
+          <w:p>
+            <w:pPr>
+              <w:spacing w:after="20"/>
+            </w:pPr>
+            <w:r>
+              <w:rPr>
+                <w:sz w:val="18"/>
+              </w:rPr>
+            </w:r>
+            <w:r>
+              <w:rPr>
+                <w:sz w:val="18"/>
+              </w:rPr>
+              <w:t>Разработчик</w:t>
+            </w:r>
+          </w:p>
+        </w:tc>
+        <w:tc>
+          <w:tcPr>
+            <w:tcW w:type="dxa" w:w="1247"/>
+          </w:tcPr>
+          <w:p>
+            <w:pPr>
+              <w:spacing w:after="20"/>
+            </w:pPr>
+            <w:r>
+              <w:rPr>
+                <w:sz w:val="18"/>
+              </w:rPr>
+            </w:r>
+            <w:r>
+              <w:rPr>
+                <w:sz w:val="18"/>
+              </w:rPr>
+              <w:t>Журнал</w:t>
+            </w:r>
+          </w:p>
+        </w:tc>
+        <w:tc>
+          <w:tcPr>
+            <w:tcW w:type="dxa" w:w="1247"/>
+          </w:tcPr>
+          <w:p>
+            <w:pPr>
+              <w:spacing w:after="20"/>
+            </w:pPr>
+            <w:r>
+              <w:rPr>
+                <w:sz w:val="18"/>
+              </w:rPr>
+            </w:r>
+            <w:r>
+              <w:rPr>
+                <w:sz w:val="18"/>
+              </w:rPr>
+              <w:t xml:space="preserve">Добавлены оценки, посещаемость, массовое выставление и сводка </w:t>
+            </w:r>
+            <w:r>
+              <w:rPr>
+                <w:rFonts w:ascii="Consolas" w:hAnsi="Consolas"/>
+                <w:sz w:val="18"/>
+              </w:rPr>
+              <w:t>/journal/*</w:t>
+            </w:r>
+          </w:p>
+        </w:tc>
+        <w:tc>
+          <w:tcPr>
+            <w:tcW w:type="dxa" w:w="1247"/>
+          </w:tcPr>
+          <w:p>
+            <w:pPr>
+              <w:spacing w:after="20"/>
+            </w:pPr>
+            <w:r>
+              <w:rPr>
+                <w:sz w:val="18"/>
+              </w:rPr>
+            </w:r>
+            <w:r>
+              <w:rPr>
+                <w:sz w:val="18"/>
+              </w:rPr>
+              <w:t>Этап 2</w:t>
+            </w:r>
+          </w:p>
+        </w:tc>
+        <w:tc>
+          <w:tcPr>
+            <w:tcW w:type="dxa" w:w="1247"/>
+          </w:tcPr>
+          <w:p>
+            <w:pPr>
+              <w:spacing w:after="20"/>
+            </w:pPr>
+            <w:r>
+              <w:rPr>
+                <w:sz w:val="18"/>
+              </w:rPr>
+            </w:r>
+            <w:r>
+              <w:rPr>
+                <w:sz w:val="18"/>
+              </w:rPr>
+              <w:t>Новый функционал</w:t>
+            </w:r>
+          </w:p>
+        </w:tc>
+        <w:tc>
+          <w:tcPr>
+            <w:tcW w:type="dxa" w:w="1247"/>
+          </w:tcPr>
+          <w:p>
+            <w:pPr>
+              <w:spacing w:after="20"/>
+            </w:pPr>
+            <w:r>
+              <w:rPr>
+                <w:sz w:val="18"/>
+              </w:rPr>
+            </w:r>
+            <w:r>
+              <w:rPr>
+                <w:sz w:val="18"/>
+              </w:rPr>
+              <w:t>Утверждено</w:t>
+            </w:r>
+          </w:p>
+        </w:tc>
+      </w:tr>
+      <w:tr>
+        <w:tc>
+          <w:tcPr>
+            <w:tcW w:type="dxa" w:w="1247"/>
+          </w:tcPr>
+          <w:p>
+            <w:pPr>
+              <w:spacing w:after="20"/>
+            </w:pPr>
+            <w:r>
+              <w:rPr>
+                <w:sz w:val="18"/>
+              </w:rPr>
+            </w:r>
+            <w:r>
+              <w:rPr>
+                <w:sz w:val="18"/>
+              </w:rPr>
+              <w:t>21</w:t>
+            </w:r>
+          </w:p>
+        </w:tc>
+        <w:tc>
+          <w:tcPr>
+            <w:tcW w:type="dxa" w:w="1247"/>
+          </w:tcPr>
+          <w:p>
+            <w:pPr>
+              <w:spacing w:after="20"/>
+            </w:pPr>
+            <w:r>
+              <w:rPr>
+                <w:sz w:val="18"/>
+              </w:rPr>
+            </w:r>
+            <w:r>
+              <w:rPr>
+                <w:sz w:val="18"/>
+              </w:rPr>
+              <w:t>29.10.2026</w:t>
+            </w:r>
+          </w:p>
+        </w:tc>
+        <w:tc>
+          <w:tcPr>
+            <w:tcW w:type="dxa" w:w="1247"/>
+          </w:tcPr>
+          <w:p>
+            <w:pPr>
+              <w:spacing w:after="20"/>
+            </w:pPr>
+            <w:r>
+              <w:rPr>
+                <w:sz w:val="18"/>
+              </w:rPr>
+            </w:r>
+            <w:r>
+              <w:rPr>
+                <w:sz w:val="18"/>
+              </w:rPr>
+              <w:t>QA</w:t>
+            </w:r>
+          </w:p>
+        </w:tc>
+        <w:tc>
+          <w:tcPr>
+            <w:tcW w:type="dxa" w:w="1247"/>
+          </w:tcPr>
+          <w:p>
+            <w:pPr>
+              <w:spacing w:after="20"/>
+            </w:pPr>
+            <w:r>
+              <w:rPr>
+                <w:sz w:val="18"/>
+              </w:rPr>
+            </w:r>
+            <w:r>
+              <w:rPr>
+                <w:sz w:val="18"/>
+              </w:rPr>
+              <w:t>Тесты</w:t>
+            </w:r>
+          </w:p>
+        </w:tc>
+        <w:tc>
+          <w:tcPr>
+            <w:tcW w:type="dxa" w:w="1247"/>
+          </w:tcPr>
+          <w:p>
+            <w:pPr>
+              <w:spacing w:after="20"/>
+            </w:pPr>
+            <w:r>
+              <w:rPr>
+                <w:sz w:val="18"/>
+              </w:rPr>
+            </w:r>
+            <w:r>
+              <w:rPr>
+                <w:sz w:val="18"/>
+              </w:rPr>
+              <w:t>Добавлены тесты журнала: расписание, права, оценки, bulk и сводка</w:t>
+            </w:r>
+          </w:p>
+        </w:tc>
+        <w:tc>
+          <w:tcPr>
+            <w:tcW w:type="dxa" w:w="1247"/>
+          </w:tcPr>
+          <w:p>
+            <w:pPr>
+              <w:spacing w:after="20"/>
+            </w:pPr>
+            <w:r>
+              <w:rPr>
+                <w:sz w:val="18"/>
+              </w:rPr>
+            </w:r>
+            <w:r>
+              <w:rPr>
+                <w:sz w:val="18"/>
+              </w:rPr>
+              <w:t>Контроль качества</w:t>
+            </w:r>
+          </w:p>
+        </w:tc>
+        <w:tc>
+          <w:tcPr>
+            <w:tcW w:type="dxa" w:w="1247"/>
+          </w:tcPr>
+          <w:p>
+            <w:pPr>
+              <w:spacing w:after="20"/>
+            </w:pPr>
+            <w:r>
+              <w:rPr>
+                <w:sz w:val="18"/>
+              </w:rPr>
+            </w:r>
+            <w:r>
+              <w:rPr>
+                <w:sz w:val="18"/>
+              </w:rPr>
+              <w:t>42 теста зелёные</w:t>
             </w:r>
           </w:p>
         </w:tc>

--- a/docs/word/10-reporting/04-zhurnal-izmeneniy.docx
+++ b/docs/word/10-reporting/04-zhurnal-izmeneniy.docx
@@ -63,7 +63,7 @@
           </w:tcPr>
           <w:p>
             <w:r>
-              <w:t>0.1</w:t>
+              <w:t>0.6</w:t>
             </w:r>
           </w:p>
         </w:tc>
@@ -115,7 +115,7 @@
           </w:tcPr>
           <w:p>
             <w:r>
-              <w:t>27.10.2026</w:t>
+              <w:t>30.10.2026</w:t>
             </w:r>
           </w:p>
         </w:tc>
@@ -365,7 +365,7 @@
               <w:rPr>
                 <w:sz w:val="18"/>
               </w:rPr>
-              <w:t>0.4</w:t>
+              <w:t>0.5</w:t>
             </w:r>
           </w:p>
         </w:tc>
@@ -453,7 +453,7 @@
               <w:rPr>
                 <w:sz w:val="18"/>
               </w:rPr>
-              <w:t>29.10.2026</w:t>
+              <w:t>30.10.2026</w:t>
             </w:r>
           </w:p>
         </w:tc>
@@ -4504,6 +4504,1733 @@
           </w:p>
         </w:tc>
       </w:tr>
+      <w:tr>
+        <w:tc>
+          <w:tcPr>
+            <w:tcW w:type="dxa" w:w="1247"/>
+          </w:tcPr>
+          <w:p>
+            <w:pPr>
+              <w:spacing w:after="20"/>
+            </w:pPr>
+            <w:r>
+              <w:rPr>
+                <w:sz w:val="18"/>
+              </w:rPr>
+            </w:r>
+            <w:r>
+              <w:rPr>
+                <w:sz w:val="18"/>
+              </w:rPr>
+              <w:t>22</w:t>
+            </w:r>
+          </w:p>
+        </w:tc>
+        <w:tc>
+          <w:tcPr>
+            <w:tcW w:type="dxa" w:w="1247"/>
+          </w:tcPr>
+          <w:p>
+            <w:pPr>
+              <w:spacing w:after="20"/>
+            </w:pPr>
+            <w:r>
+              <w:rPr>
+                <w:sz w:val="18"/>
+              </w:rPr>
+            </w:r>
+            <w:r>
+              <w:rPr>
+                <w:sz w:val="18"/>
+              </w:rPr>
+              <w:t>30.10.2026</w:t>
+            </w:r>
+          </w:p>
+        </w:tc>
+        <w:tc>
+          <w:tcPr>
+            <w:tcW w:type="dxa" w:w="1247"/>
+          </w:tcPr>
+          <w:p>
+            <w:pPr>
+              <w:spacing w:after="20"/>
+            </w:pPr>
+            <w:r>
+              <w:rPr>
+                <w:sz w:val="18"/>
+              </w:rPr>
+            </w:r>
+            <w:r>
+              <w:rPr>
+                <w:sz w:val="18"/>
+              </w:rPr>
+              <w:t>Архитектор</w:t>
+            </w:r>
+          </w:p>
+        </w:tc>
+        <w:tc>
+          <w:tcPr>
+            <w:tcW w:type="dxa" w:w="1247"/>
+          </w:tcPr>
+          <w:p>
+            <w:pPr>
+              <w:spacing w:after="20"/>
+            </w:pPr>
+            <w:r>
+              <w:rPr>
+                <w:sz w:val="18"/>
+              </w:rPr>
+            </w:r>
+            <w:r>
+              <w:rPr>
+                <w:sz w:val="18"/>
+              </w:rPr>
+              <w:t>Архитектура</w:t>
+            </w:r>
+          </w:p>
+        </w:tc>
+        <w:tc>
+          <w:tcPr>
+            <w:tcW w:type="dxa" w:w="1247"/>
+          </w:tcPr>
+          <w:p>
+            <w:pPr>
+              <w:spacing w:after="20"/>
+            </w:pPr>
+            <w:r>
+              <w:rPr>
+                <w:sz w:val="18"/>
+              </w:rPr>
+            </w:r>
+            <w:r>
+              <w:rPr>
+                <w:sz w:val="18"/>
+              </w:rPr>
+              <w:t>Принята микросервисная модель в монорепозитории: сервисы с манифестами, режим общего шлюза и отдельного процесса</w:t>
+            </w:r>
+          </w:p>
+        </w:tc>
+        <w:tc>
+          <w:tcPr>
+            <w:tcW w:type="dxa" w:w="1247"/>
+          </w:tcPr>
+          <w:p>
+            <w:pPr>
+              <w:spacing w:after="20"/>
+            </w:pPr>
+            <w:r>
+              <w:rPr>
+                <w:sz w:val="18"/>
+              </w:rPr>
+            </w:r>
+            <w:r>
+              <w:rPr>
+                <w:sz w:val="18"/>
+              </w:rPr>
+              <w:t>Требование гибкого включения функционала</w:t>
+            </w:r>
+          </w:p>
+        </w:tc>
+        <w:tc>
+          <w:tcPr>
+            <w:tcW w:type="dxa" w:w="1247"/>
+          </w:tcPr>
+          <w:p>
+            <w:pPr>
+              <w:spacing w:after="20"/>
+            </w:pPr>
+            <w:r>
+              <w:rPr>
+                <w:sz w:val="18"/>
+              </w:rPr>
+            </w:r>
+            <w:r>
+              <w:rPr>
+                <w:sz w:val="18"/>
+              </w:rPr>
+              <w:t>Новые документы ШК-03-04, ШК-04-02</w:t>
+            </w:r>
+          </w:p>
+        </w:tc>
+        <w:tc>
+          <w:tcPr>
+            <w:tcW w:type="dxa" w:w="1247"/>
+          </w:tcPr>
+          <w:p>
+            <w:pPr>
+              <w:spacing w:after="20"/>
+            </w:pPr>
+            <w:r>
+              <w:rPr>
+                <w:sz w:val="18"/>
+              </w:rPr>
+            </w:r>
+            <w:r>
+              <w:rPr>
+                <w:sz w:val="18"/>
+              </w:rPr>
+              <w:t>Утверждено</w:t>
+            </w:r>
+          </w:p>
+        </w:tc>
+      </w:tr>
+      <w:tr>
+        <w:tc>
+          <w:tcPr>
+            <w:tcW w:type="dxa" w:w="1247"/>
+          </w:tcPr>
+          <w:p>
+            <w:pPr>
+              <w:spacing w:after="20"/>
+            </w:pPr>
+            <w:r>
+              <w:rPr>
+                <w:sz w:val="18"/>
+              </w:rPr>
+            </w:r>
+            <w:r>
+              <w:rPr>
+                <w:sz w:val="18"/>
+              </w:rPr>
+              <w:t>23</w:t>
+            </w:r>
+          </w:p>
+        </w:tc>
+        <w:tc>
+          <w:tcPr>
+            <w:tcW w:type="dxa" w:w="1247"/>
+          </w:tcPr>
+          <w:p>
+            <w:pPr>
+              <w:spacing w:after="20"/>
+            </w:pPr>
+            <w:r>
+              <w:rPr>
+                <w:sz w:val="18"/>
+              </w:rPr>
+            </w:r>
+            <w:r>
+              <w:rPr>
+                <w:sz w:val="18"/>
+              </w:rPr>
+              <w:t>30.10.2026</w:t>
+            </w:r>
+          </w:p>
+        </w:tc>
+        <w:tc>
+          <w:tcPr>
+            <w:tcW w:type="dxa" w:w="1247"/>
+          </w:tcPr>
+          <w:p>
+            <w:pPr>
+              <w:spacing w:after="20"/>
+            </w:pPr>
+            <w:r>
+              <w:rPr>
+                <w:sz w:val="18"/>
+              </w:rPr>
+            </w:r>
+            <w:r>
+              <w:rPr>
+                <w:sz w:val="18"/>
+              </w:rPr>
+              <w:t>Архитектор / ИБ</w:t>
+            </w:r>
+          </w:p>
+        </w:tc>
+        <w:tc>
+          <w:tcPr>
+            <w:tcW w:type="dxa" w:w="1247"/>
+          </w:tcPr>
+          <w:p>
+            <w:pPr>
+              <w:spacing w:after="20"/>
+            </w:pPr>
+            <w:r>
+              <w:rPr>
+                <w:sz w:val="18"/>
+              </w:rPr>
+            </w:r>
+            <w:r>
+              <w:rPr>
+                <w:sz w:val="18"/>
+              </w:rPr>
+              <w:t>Доступ</w:t>
+            </w:r>
+          </w:p>
+        </w:tc>
+        <w:tc>
+          <w:tcPr>
+            <w:tcW w:type="dxa" w:w="1247"/>
+          </w:tcPr>
+          <w:p>
+            <w:pPr>
+              <w:spacing w:after="20"/>
+            </w:pPr>
+            <w:r>
+              <w:rPr>
+                <w:sz w:val="18"/>
+              </w:rPr>
+            </w:r>
+            <w:r>
+              <w:rPr>
+                <w:sz w:val="18"/>
+              </w:rPr>
+              <w:t xml:space="preserve">Введена групповая модель прав (GBAC): группы на 5 уровнях, наследование, </w:t>
+            </w:r>
+            <w:r>
+              <w:rPr>
+                <w:rFonts w:ascii="Consolas" w:hAnsi="Consolas"/>
+                <w:sz w:val="18"/>
+              </w:rPr>
+              <w:t>allow</w:t>
+            </w:r>
+            <w:r>
+              <w:rPr>
+                <w:sz w:val="18"/>
+              </w:rPr>
+              <w:t>/</w:t>
+            </w:r>
+            <w:r>
+              <w:rPr>
+                <w:rFonts w:ascii="Consolas" w:hAnsi="Consolas"/>
+                <w:sz w:val="18"/>
+              </w:rPr>
+              <w:t>deny</w:t>
+            </w:r>
+            <w:r>
+              <w:rPr>
+                <w:sz w:val="18"/>
+              </w:rPr>
+              <w:t>, срок действия</w:t>
+            </w:r>
+          </w:p>
+        </w:tc>
+        <w:tc>
+          <w:tcPr>
+            <w:tcW w:type="dxa" w:w="1247"/>
+          </w:tcPr>
+          <w:p>
+            <w:pPr>
+              <w:spacing w:after="20"/>
+            </w:pPr>
+            <w:r>
+              <w:rPr>
+                <w:sz w:val="18"/>
+              </w:rPr>
+            </w:r>
+            <w:r>
+              <w:rPr>
+                <w:sz w:val="18"/>
+              </w:rPr>
+              <w:t>Требование назначать права группам, а не пользователям</w:t>
+            </w:r>
+          </w:p>
+        </w:tc>
+        <w:tc>
+          <w:tcPr>
+            <w:tcW w:type="dxa" w:w="1247"/>
+          </w:tcPr>
+          <w:p>
+            <w:pPr>
+              <w:spacing w:after="20"/>
+            </w:pPr>
+            <w:r>
+              <w:rPr>
+                <w:sz w:val="18"/>
+              </w:rPr>
+            </w:r>
+            <w:r>
+              <w:rPr>
+                <w:sz w:val="18"/>
+              </w:rPr>
+              <w:t>Заменяет прямое назначение прав</w:t>
+            </w:r>
+          </w:p>
+        </w:tc>
+        <w:tc>
+          <w:tcPr>
+            <w:tcW w:type="dxa" w:w="1247"/>
+          </w:tcPr>
+          <w:p>
+            <w:pPr>
+              <w:spacing w:after="20"/>
+            </w:pPr>
+            <w:r>
+              <w:rPr>
+                <w:sz w:val="18"/>
+              </w:rPr>
+            </w:r>
+            <w:r>
+              <w:rPr>
+                <w:sz w:val="18"/>
+              </w:rPr>
+              <w:t>Утверждено</w:t>
+            </w:r>
+          </w:p>
+        </w:tc>
+      </w:tr>
+      <w:tr>
+        <w:tc>
+          <w:tcPr>
+            <w:tcW w:type="dxa" w:w="1247"/>
+          </w:tcPr>
+          <w:p>
+            <w:pPr>
+              <w:spacing w:after="20"/>
+            </w:pPr>
+            <w:r>
+              <w:rPr>
+                <w:sz w:val="18"/>
+              </w:rPr>
+            </w:r>
+            <w:r>
+              <w:rPr>
+                <w:sz w:val="18"/>
+              </w:rPr>
+              <w:t>24</w:t>
+            </w:r>
+          </w:p>
+        </w:tc>
+        <w:tc>
+          <w:tcPr>
+            <w:tcW w:type="dxa" w:w="1247"/>
+          </w:tcPr>
+          <w:p>
+            <w:pPr>
+              <w:spacing w:after="20"/>
+            </w:pPr>
+            <w:r>
+              <w:rPr>
+                <w:sz w:val="18"/>
+              </w:rPr>
+            </w:r>
+            <w:r>
+              <w:rPr>
+                <w:sz w:val="18"/>
+              </w:rPr>
+              <w:t>30.10.2026</w:t>
+            </w:r>
+          </w:p>
+        </w:tc>
+        <w:tc>
+          <w:tcPr>
+            <w:tcW w:type="dxa" w:w="1247"/>
+          </w:tcPr>
+          <w:p>
+            <w:pPr>
+              <w:spacing w:after="20"/>
+            </w:pPr>
+            <w:r>
+              <w:rPr>
+                <w:sz w:val="18"/>
+              </w:rPr>
+            </w:r>
+            <w:r>
+              <w:rPr>
+                <w:sz w:val="18"/>
+              </w:rPr>
+              <w:t>Архитектор БД</w:t>
+            </w:r>
+          </w:p>
+        </w:tc>
+        <w:tc>
+          <w:tcPr>
+            <w:tcW w:type="dxa" w:w="1247"/>
+          </w:tcPr>
+          <w:p>
+            <w:pPr>
+              <w:spacing w:after="20"/>
+            </w:pPr>
+            <w:r>
+              <w:rPr>
+                <w:sz w:val="18"/>
+              </w:rPr>
+            </w:r>
+            <w:r>
+              <w:rPr>
+                <w:sz w:val="18"/>
+              </w:rPr>
+              <w:t>БД</w:t>
+            </w:r>
+          </w:p>
+        </w:tc>
+        <w:tc>
+          <w:tcPr>
+            <w:tcW w:type="dxa" w:w="1247"/>
+          </w:tcPr>
+          <w:p>
+            <w:pPr>
+              <w:spacing w:after="20"/>
+            </w:pPr>
+            <w:r>
+              <w:rPr>
+                <w:sz w:val="18"/>
+              </w:rPr>
+            </w:r>
+            <w:r>
+              <w:rPr>
+                <w:sz w:val="18"/>
+              </w:rPr>
+              <w:t xml:space="preserve">Миграция </w:t>
+            </w:r>
+            <w:r>
+              <w:rPr>
+                <w:rFonts w:ascii="Consolas" w:hAnsi="Consolas"/>
+                <w:sz w:val="18"/>
+              </w:rPr>
+              <w:t>0002_groups_permissions_services</w:t>
+            </w:r>
+            <w:r>
+              <w:rPr>
+                <w:sz w:val="18"/>
+              </w:rPr>
+              <w:t xml:space="preserve">: </w:t>
+            </w:r>
+            <w:r>
+              <w:rPr>
+                <w:rFonts w:ascii="Consolas" w:hAnsi="Consolas"/>
+                <w:sz w:val="18"/>
+              </w:rPr>
+              <w:t>iam.groups</w:t>
+            </w:r>
+            <w:r>
+              <w:rPr>
+                <w:sz w:val="18"/>
+              </w:rPr>
+              <w:t xml:space="preserve">, </w:t>
+            </w:r>
+            <w:r>
+              <w:rPr>
+                <w:rFonts w:ascii="Consolas" w:hAnsi="Consolas"/>
+                <w:sz w:val="18"/>
+              </w:rPr>
+              <w:t>group_memberships</w:t>
+            </w:r>
+            <w:r>
+              <w:rPr>
+                <w:sz w:val="18"/>
+              </w:rPr>
+              <w:t xml:space="preserve">, </w:t>
+            </w:r>
+            <w:r>
+              <w:rPr>
+                <w:rFonts w:ascii="Consolas" w:hAnsi="Consolas"/>
+                <w:sz w:val="18"/>
+              </w:rPr>
+              <w:t>permissions</w:t>
+            </w:r>
+            <w:r>
+              <w:rPr>
+                <w:sz w:val="18"/>
+              </w:rPr>
+              <w:t xml:space="preserve">, </w:t>
+            </w:r>
+            <w:r>
+              <w:rPr>
+                <w:rFonts w:ascii="Consolas" w:hAnsi="Consolas"/>
+                <w:sz w:val="18"/>
+              </w:rPr>
+              <w:t>group_permissions</w:t>
+            </w:r>
+            <w:r>
+              <w:rPr>
+                <w:sz w:val="18"/>
+              </w:rPr>
+              <w:t xml:space="preserve">, </w:t>
+            </w:r>
+            <w:r>
+              <w:rPr>
+                <w:rFonts w:ascii="Consolas" w:hAnsi="Consolas"/>
+                <w:sz w:val="18"/>
+              </w:rPr>
+              <w:t>system.services</w:t>
+            </w:r>
+            <w:r>
+              <w:rPr>
+                <w:sz w:val="18"/>
+              </w:rPr>
+              <w:t xml:space="preserve">, </w:t>
+            </w:r>
+            <w:r>
+              <w:rPr>
+                <w:rFonts w:ascii="Consolas" w:hAnsi="Consolas"/>
+                <w:sz w:val="18"/>
+              </w:rPr>
+              <w:t>service_activations</w:t>
+            </w:r>
+          </w:p>
+        </w:tc>
+        <w:tc>
+          <w:tcPr>
+            <w:tcW w:type="dxa" w:w="1247"/>
+          </w:tcPr>
+          <w:p>
+            <w:pPr>
+              <w:spacing w:after="20"/>
+            </w:pPr>
+            <w:r>
+              <w:rPr>
+                <w:sz w:val="18"/>
+              </w:rPr>
+            </w:r>
+            <w:r>
+              <w:rPr>
+                <w:sz w:val="18"/>
+              </w:rPr>
+              <w:t>Новые требования</w:t>
+            </w:r>
+          </w:p>
+        </w:tc>
+        <w:tc>
+          <w:tcPr>
+            <w:tcW w:type="dxa" w:w="1247"/>
+          </w:tcPr>
+          <w:p>
+            <w:pPr>
+              <w:spacing w:after="20"/>
+            </w:pPr>
+            <w:r>
+              <w:rPr>
+                <w:sz w:val="18"/>
+              </w:rPr>
+            </w:r>
+            <w:r>
+              <w:rPr>
+                <w:sz w:val="18"/>
+              </w:rPr>
+              <w:t xml:space="preserve">Требуется </w:t>
+            </w:r>
+            <w:r>
+              <w:rPr>
+                <w:rFonts w:ascii="Consolas" w:hAnsi="Consolas"/>
+                <w:sz w:val="18"/>
+              </w:rPr>
+              <w:t>alembic upgrade head</w:t>
+            </w:r>
+          </w:p>
+        </w:tc>
+        <w:tc>
+          <w:tcPr>
+            <w:tcW w:type="dxa" w:w="1247"/>
+          </w:tcPr>
+          <w:p>
+            <w:pPr>
+              <w:spacing w:after="20"/>
+            </w:pPr>
+            <w:r>
+              <w:rPr>
+                <w:sz w:val="18"/>
+              </w:rPr>
+            </w:r>
+            <w:r>
+              <w:rPr>
+                <w:sz w:val="18"/>
+              </w:rPr>
+              <w:t>Утверждено</w:t>
+            </w:r>
+          </w:p>
+        </w:tc>
+      </w:tr>
+      <w:tr>
+        <w:tc>
+          <w:tcPr>
+            <w:tcW w:type="dxa" w:w="1247"/>
+          </w:tcPr>
+          <w:p>
+            <w:pPr>
+              <w:spacing w:after="20"/>
+            </w:pPr>
+            <w:r>
+              <w:rPr>
+                <w:sz w:val="18"/>
+              </w:rPr>
+            </w:r>
+            <w:r>
+              <w:rPr>
+                <w:sz w:val="18"/>
+              </w:rPr>
+              <w:t>25</w:t>
+            </w:r>
+          </w:p>
+        </w:tc>
+        <w:tc>
+          <w:tcPr>
+            <w:tcW w:type="dxa" w:w="1247"/>
+          </w:tcPr>
+          <w:p>
+            <w:pPr>
+              <w:spacing w:after="20"/>
+            </w:pPr>
+            <w:r>
+              <w:rPr>
+                <w:sz w:val="18"/>
+              </w:rPr>
+            </w:r>
+            <w:r>
+              <w:rPr>
+                <w:sz w:val="18"/>
+              </w:rPr>
+              <w:t>30.10.2026</w:t>
+            </w:r>
+          </w:p>
+        </w:tc>
+        <w:tc>
+          <w:tcPr>
+            <w:tcW w:type="dxa" w:w="1247"/>
+          </w:tcPr>
+          <w:p>
+            <w:pPr>
+              <w:spacing w:after="20"/>
+            </w:pPr>
+            <w:r>
+              <w:rPr>
+                <w:sz w:val="18"/>
+              </w:rPr>
+            </w:r>
+            <w:r>
+              <w:rPr>
+                <w:sz w:val="18"/>
+              </w:rPr>
+              <w:t>Архитектор</w:t>
+            </w:r>
+          </w:p>
+        </w:tc>
+        <w:tc>
+          <w:tcPr>
+            <w:tcW w:type="dxa" w:w="1247"/>
+          </w:tcPr>
+          <w:p>
+            <w:pPr>
+              <w:spacing w:after="20"/>
+            </w:pPr>
+            <w:r>
+              <w:rPr>
+                <w:sz w:val="18"/>
+              </w:rPr>
+            </w:r>
+            <w:r>
+              <w:rPr>
+                <w:sz w:val="18"/>
+              </w:rPr>
+              <w:t>API</w:t>
+            </w:r>
+          </w:p>
+        </w:tc>
+        <w:tc>
+          <w:tcPr>
+            <w:tcW w:type="dxa" w:w="1247"/>
+          </w:tcPr>
+          <w:p>
+            <w:pPr>
+              <w:spacing w:after="20"/>
+            </w:pPr>
+            <w:r>
+              <w:rPr>
+                <w:sz w:val="18"/>
+              </w:rPr>
+            </w:r>
+            <w:r>
+              <w:rPr>
+                <w:sz w:val="18"/>
+              </w:rPr>
+              <w:t xml:space="preserve">Добавлены </w:t>
+            </w:r>
+            <w:r>
+              <w:rPr>
+                <w:rFonts w:ascii="Consolas" w:hAnsi="Consolas"/>
+                <w:sz w:val="18"/>
+              </w:rPr>
+              <w:t>/api/v1/groups/*</w:t>
+            </w:r>
+            <w:r>
+              <w:rPr>
+                <w:sz w:val="18"/>
+              </w:rPr>
+              <w:t xml:space="preserve">, </w:t>
+            </w:r>
+            <w:r>
+              <w:rPr>
+                <w:rFonts w:ascii="Consolas" w:hAnsi="Consolas"/>
+                <w:sz w:val="18"/>
+              </w:rPr>
+              <w:t>/api/v1/services/*</w:t>
+            </w:r>
+            <w:r>
+              <w:rPr>
+                <w:sz w:val="18"/>
+              </w:rPr>
+              <w:t xml:space="preserve">, </w:t>
+            </w:r>
+            <w:r>
+              <w:rPr>
+                <w:rFonts w:ascii="Consolas" w:hAnsi="Consolas"/>
+                <w:sz w:val="18"/>
+              </w:rPr>
+              <w:t>/api/v1/me/permissions</w:t>
+            </w:r>
+            <w:r>
+              <w:rPr>
+                <w:sz w:val="18"/>
+              </w:rPr>
+              <w:t xml:space="preserve">, </w:t>
+            </w:r>
+            <w:r>
+              <w:rPr>
+                <w:rFonts w:ascii="Consolas" w:hAnsi="Consolas"/>
+                <w:sz w:val="18"/>
+              </w:rPr>
+              <w:t>/api/v1/me/services</w:t>
+            </w:r>
+          </w:p>
+        </w:tc>
+        <w:tc>
+          <w:tcPr>
+            <w:tcW w:type="dxa" w:w="1247"/>
+          </w:tcPr>
+          <w:p>
+            <w:pPr>
+              <w:spacing w:after="20"/>
+            </w:pPr>
+            <w:r>
+              <w:rPr>
+                <w:sz w:val="18"/>
+              </w:rPr>
+            </w:r>
+            <w:r>
+              <w:rPr>
+                <w:sz w:val="18"/>
+              </w:rPr>
+              <w:t>Управление группами и видимостью сервисов</w:t>
+            </w:r>
+          </w:p>
+        </w:tc>
+        <w:tc>
+          <w:tcPr>
+            <w:tcW w:type="dxa" w:w="1247"/>
+          </w:tcPr>
+          <w:p>
+            <w:pPr>
+              <w:spacing w:after="20"/>
+            </w:pPr>
+            <w:r>
+              <w:rPr>
+                <w:sz w:val="18"/>
+              </w:rPr>
+            </w:r>
+            <w:r>
+              <w:rPr>
+                <w:sz w:val="18"/>
+              </w:rPr>
+              <w:t>Новые эндпоинты</w:t>
+            </w:r>
+          </w:p>
+        </w:tc>
+        <w:tc>
+          <w:tcPr>
+            <w:tcW w:type="dxa" w:w="1247"/>
+          </w:tcPr>
+          <w:p>
+            <w:pPr>
+              <w:spacing w:after="20"/>
+            </w:pPr>
+            <w:r>
+              <w:rPr>
+                <w:sz w:val="18"/>
+              </w:rPr>
+            </w:r>
+            <w:r>
+              <w:rPr>
+                <w:sz w:val="18"/>
+              </w:rPr>
+              <w:t>Утверждено</w:t>
+            </w:r>
+          </w:p>
+        </w:tc>
+      </w:tr>
+      <w:tr>
+        <w:tc>
+          <w:tcPr>
+            <w:tcW w:type="dxa" w:w="1247"/>
+          </w:tcPr>
+          <w:p>
+            <w:pPr>
+              <w:spacing w:after="20"/>
+            </w:pPr>
+            <w:r>
+              <w:rPr>
+                <w:sz w:val="18"/>
+              </w:rPr>
+            </w:r>
+            <w:r>
+              <w:rPr>
+                <w:sz w:val="18"/>
+              </w:rPr>
+              <w:t>26</w:t>
+            </w:r>
+          </w:p>
+        </w:tc>
+        <w:tc>
+          <w:tcPr>
+            <w:tcW w:type="dxa" w:w="1247"/>
+          </w:tcPr>
+          <w:p>
+            <w:pPr>
+              <w:spacing w:after="20"/>
+            </w:pPr>
+            <w:r>
+              <w:rPr>
+                <w:sz w:val="18"/>
+              </w:rPr>
+            </w:r>
+            <w:r>
+              <w:rPr>
+                <w:sz w:val="18"/>
+              </w:rPr>
+              <w:t>30.10.2026</w:t>
+            </w:r>
+          </w:p>
+        </w:tc>
+        <w:tc>
+          <w:tcPr>
+            <w:tcW w:type="dxa" w:w="1247"/>
+          </w:tcPr>
+          <w:p>
+            <w:pPr>
+              <w:spacing w:after="20"/>
+            </w:pPr>
+            <w:r>
+              <w:rPr>
+                <w:sz w:val="18"/>
+              </w:rPr>
+            </w:r>
+            <w:r>
+              <w:rPr>
+                <w:sz w:val="18"/>
+              </w:rPr>
+              <w:t>Разработчик</w:t>
+            </w:r>
+          </w:p>
+        </w:tc>
+        <w:tc>
+          <w:tcPr>
+            <w:tcW w:type="dxa" w:w="1247"/>
+          </w:tcPr>
+          <w:p>
+            <w:pPr>
+              <w:spacing w:after="20"/>
+            </w:pPr>
+            <w:r>
+              <w:rPr>
+                <w:sz w:val="18"/>
+              </w:rPr>
+            </w:r>
+            <w:r>
+              <w:rPr>
+                <w:sz w:val="18"/>
+              </w:rPr>
+              <w:t>Сервисы</w:t>
+            </w:r>
+          </w:p>
+        </w:tc>
+        <w:tc>
+          <w:tcPr>
+            <w:tcW w:type="dxa" w:w="1247"/>
+          </w:tcPr>
+          <w:p>
+            <w:pPr>
+              <w:spacing w:after="20"/>
+            </w:pPr>
+            <w:r>
+              <w:rPr>
+                <w:sz w:val="18"/>
+              </w:rPr>
+            </w:r>
+            <w:r>
+              <w:rPr>
+                <w:sz w:val="18"/>
+              </w:rPr>
+              <w:t xml:space="preserve">Реализован реестр сервисов </w:t>
+            </w:r>
+            <w:r>
+              <w:rPr>
+                <w:rFonts w:ascii="Consolas" w:hAnsi="Consolas"/>
+                <w:sz w:val="18"/>
+              </w:rPr>
+              <w:t>app/services/registry.py</w:t>
+            </w:r>
+            <w:r>
+              <w:rPr>
+                <w:sz w:val="18"/>
+              </w:rPr>
+              <w:t xml:space="preserve"> и фабрика отдельного приложения </w:t>
+            </w:r>
+            <w:r>
+              <w:rPr>
+                <w:rFonts w:ascii="Consolas" w:hAnsi="Consolas"/>
+                <w:sz w:val="18"/>
+              </w:rPr>
+              <w:t>app/service_app.py</w:t>
+            </w:r>
+          </w:p>
+        </w:tc>
+        <w:tc>
+          <w:tcPr>
+            <w:tcW w:type="dxa" w:w="1247"/>
+          </w:tcPr>
+          <w:p>
+            <w:pPr>
+              <w:spacing w:after="20"/>
+            </w:pPr>
+            <w:r>
+              <w:rPr>
+                <w:sz w:val="18"/>
+              </w:rPr>
+            </w:r>
+            <w:r>
+              <w:rPr>
+                <w:sz w:val="18"/>
+              </w:rPr>
+              <w:t>Независимый запуск сервисов</w:t>
+            </w:r>
+          </w:p>
+        </w:tc>
+        <w:tc>
+          <w:tcPr>
+            <w:tcW w:type="dxa" w:w="1247"/>
+          </w:tcPr>
+          <w:p>
+            <w:pPr>
+              <w:spacing w:after="20"/>
+            </w:pPr>
+            <w:r>
+              <w:rPr>
+                <w:sz w:val="18"/>
+              </w:rPr>
+            </w:r>
+            <w:r>
+              <w:rPr>
+                <w:sz w:val="18"/>
+              </w:rPr>
+              <w:t>Новый режим деплоя</w:t>
+            </w:r>
+          </w:p>
+        </w:tc>
+        <w:tc>
+          <w:tcPr>
+            <w:tcW w:type="dxa" w:w="1247"/>
+          </w:tcPr>
+          <w:p>
+            <w:pPr>
+              <w:spacing w:after="20"/>
+            </w:pPr>
+            <w:r>
+              <w:rPr>
+                <w:sz w:val="18"/>
+              </w:rPr>
+            </w:r>
+            <w:r>
+              <w:rPr>
+                <w:sz w:val="18"/>
+              </w:rPr>
+              <w:t>Утверждено</w:t>
+            </w:r>
+          </w:p>
+        </w:tc>
+      </w:tr>
+      <w:tr>
+        <w:tc>
+          <w:tcPr>
+            <w:tcW w:type="dxa" w:w="1247"/>
+          </w:tcPr>
+          <w:p>
+            <w:pPr>
+              <w:spacing w:after="20"/>
+            </w:pPr>
+            <w:r>
+              <w:rPr>
+                <w:sz w:val="18"/>
+              </w:rPr>
+            </w:r>
+            <w:r>
+              <w:rPr>
+                <w:sz w:val="18"/>
+              </w:rPr>
+              <w:t>27</w:t>
+            </w:r>
+          </w:p>
+        </w:tc>
+        <w:tc>
+          <w:tcPr>
+            <w:tcW w:type="dxa" w:w="1247"/>
+          </w:tcPr>
+          <w:p>
+            <w:pPr>
+              <w:spacing w:after="20"/>
+            </w:pPr>
+            <w:r>
+              <w:rPr>
+                <w:sz w:val="18"/>
+              </w:rPr>
+            </w:r>
+            <w:r>
+              <w:rPr>
+                <w:sz w:val="18"/>
+              </w:rPr>
+              <w:t>30.10.2026</w:t>
+            </w:r>
+          </w:p>
+        </w:tc>
+        <w:tc>
+          <w:tcPr>
+            <w:tcW w:type="dxa" w:w="1247"/>
+          </w:tcPr>
+          <w:p>
+            <w:pPr>
+              <w:spacing w:after="20"/>
+            </w:pPr>
+            <w:r>
+              <w:rPr>
+                <w:sz w:val="18"/>
+              </w:rPr>
+            </w:r>
+            <w:r>
+              <w:rPr>
+                <w:sz w:val="18"/>
+              </w:rPr>
+              <w:t>Разработчик</w:t>
+            </w:r>
+          </w:p>
+        </w:tc>
+        <w:tc>
+          <w:tcPr>
+            <w:tcW w:type="dxa" w:w="1247"/>
+          </w:tcPr>
+          <w:p>
+            <w:pPr>
+              <w:spacing w:after="20"/>
+            </w:pPr>
+            <w:r>
+              <w:rPr>
+                <w:sz w:val="18"/>
+              </w:rPr>
+            </w:r>
+            <w:r>
+              <w:rPr>
+                <w:sz w:val="18"/>
+              </w:rPr>
+              <w:t>Seed</w:t>
+            </w:r>
+          </w:p>
+        </w:tc>
+        <w:tc>
+          <w:tcPr>
+            <w:tcW w:type="dxa" w:w="1247"/>
+          </w:tcPr>
+          <w:p>
+            <w:pPr>
+              <w:spacing w:after="20"/>
+            </w:pPr>
+            <w:r>
+              <w:rPr>
+                <w:sz w:val="18"/>
+              </w:rPr>
+            </w:r>
+            <w:r>
+              <w:rPr>
+                <w:sz w:val="18"/>
+              </w:rPr>
+              <w:t>Seed создаёт каталог прав/сервисов, республиканские активации, школьные и классные группы, членства по ролям</w:t>
+            </w:r>
+          </w:p>
+        </w:tc>
+        <w:tc>
+          <w:tcPr>
+            <w:tcW w:type="dxa" w:w="1247"/>
+          </w:tcPr>
+          <w:p>
+            <w:pPr>
+              <w:spacing w:after="20"/>
+            </w:pPr>
+            <w:r>
+              <w:rPr>
+                <w:sz w:val="18"/>
+              </w:rPr>
+            </w:r>
+            <w:r>
+              <w:rPr>
+                <w:sz w:val="18"/>
+              </w:rPr>
+              <w:t>Переход на группы</w:t>
+            </w:r>
+          </w:p>
+        </w:tc>
+        <w:tc>
+          <w:tcPr>
+            <w:tcW w:type="dxa" w:w="1247"/>
+          </w:tcPr>
+          <w:p>
+            <w:pPr>
+              <w:spacing w:after="20"/>
+            </w:pPr>
+            <w:r>
+              <w:rPr>
+                <w:sz w:val="18"/>
+              </w:rPr>
+            </w:r>
+            <w:r>
+              <w:rPr>
+                <w:sz w:val="18"/>
+              </w:rPr>
+              <w:t>Идемпотентный запуск</w:t>
+            </w:r>
+          </w:p>
+        </w:tc>
+        <w:tc>
+          <w:tcPr>
+            <w:tcW w:type="dxa" w:w="1247"/>
+          </w:tcPr>
+          <w:p>
+            <w:pPr>
+              <w:spacing w:after="20"/>
+            </w:pPr>
+            <w:r>
+              <w:rPr>
+                <w:sz w:val="18"/>
+              </w:rPr>
+            </w:r>
+            <w:r>
+              <w:rPr>
+                <w:sz w:val="18"/>
+              </w:rPr>
+              <w:t>Утверждено</w:t>
+            </w:r>
+          </w:p>
+        </w:tc>
+      </w:tr>
+      <w:tr>
+        <w:tc>
+          <w:tcPr>
+            <w:tcW w:type="dxa" w:w="1247"/>
+          </w:tcPr>
+          <w:p>
+            <w:pPr>
+              <w:spacing w:after="20"/>
+            </w:pPr>
+            <w:r>
+              <w:rPr>
+                <w:sz w:val="18"/>
+              </w:rPr>
+            </w:r>
+            <w:r>
+              <w:rPr>
+                <w:sz w:val="18"/>
+              </w:rPr>
+              <w:t>28</w:t>
+            </w:r>
+          </w:p>
+        </w:tc>
+        <w:tc>
+          <w:tcPr>
+            <w:tcW w:type="dxa" w:w="1247"/>
+          </w:tcPr>
+          <w:p>
+            <w:pPr>
+              <w:spacing w:after="20"/>
+            </w:pPr>
+            <w:r>
+              <w:rPr>
+                <w:sz w:val="18"/>
+              </w:rPr>
+            </w:r>
+            <w:r>
+              <w:rPr>
+                <w:sz w:val="18"/>
+              </w:rPr>
+              <w:t>30.10.2026</w:t>
+            </w:r>
+          </w:p>
+        </w:tc>
+        <w:tc>
+          <w:tcPr>
+            <w:tcW w:type="dxa" w:w="1247"/>
+          </w:tcPr>
+          <w:p>
+            <w:pPr>
+              <w:spacing w:after="20"/>
+            </w:pPr>
+            <w:r>
+              <w:rPr>
+                <w:sz w:val="18"/>
+              </w:rPr>
+            </w:r>
+            <w:r>
+              <w:rPr>
+                <w:sz w:val="18"/>
+              </w:rPr>
+              <w:t>QA</w:t>
+            </w:r>
+          </w:p>
+        </w:tc>
+        <w:tc>
+          <w:tcPr>
+            <w:tcW w:type="dxa" w:w="1247"/>
+          </w:tcPr>
+          <w:p>
+            <w:pPr>
+              <w:spacing w:after="20"/>
+            </w:pPr>
+            <w:r>
+              <w:rPr>
+                <w:sz w:val="18"/>
+              </w:rPr>
+            </w:r>
+            <w:r>
+              <w:rPr>
+                <w:sz w:val="18"/>
+              </w:rPr>
+              <w:t>Тесты</w:t>
+            </w:r>
+          </w:p>
+        </w:tc>
+        <w:tc>
+          <w:tcPr>
+            <w:tcW w:type="dxa" w:w="1247"/>
+          </w:tcPr>
+          <w:p>
+            <w:pPr>
+              <w:spacing w:after="20"/>
+            </w:pPr>
+            <w:r>
+              <w:rPr>
+                <w:sz w:val="18"/>
+              </w:rPr>
+            </w:r>
+            <w:r>
+              <w:rPr>
+                <w:sz w:val="18"/>
+              </w:rPr>
+              <w:t>Добавлены unit- и API-тесты групп, прав, сервисов и активаций; отчёт ШК-10-10</w:t>
+            </w:r>
+          </w:p>
+        </w:tc>
+        <w:tc>
+          <w:tcPr>
+            <w:tcW w:type="dxa" w:w="1247"/>
+          </w:tcPr>
+          <w:p>
+            <w:pPr>
+              <w:spacing w:after="20"/>
+            </w:pPr>
+            <w:r>
+              <w:rPr>
+                <w:sz w:val="18"/>
+              </w:rPr>
+            </w:r>
+            <w:r>
+              <w:rPr>
+                <w:sz w:val="18"/>
+              </w:rPr>
+              <w:t>Контроль качества</w:t>
+            </w:r>
+          </w:p>
+        </w:tc>
+        <w:tc>
+          <w:tcPr>
+            <w:tcW w:type="dxa" w:w="1247"/>
+          </w:tcPr>
+          <w:p>
+            <w:pPr>
+              <w:spacing w:after="20"/>
+            </w:pPr>
+            <w:r>
+              <w:rPr>
+                <w:sz w:val="18"/>
+              </w:rPr>
+            </w:r>
+            <w:r>
+              <w:rPr>
+                <w:sz w:val="18"/>
+              </w:rPr>
+              <w:t>87 тестов зелёные</w:t>
+            </w:r>
+          </w:p>
+        </w:tc>
+        <w:tc>
+          <w:tcPr>
+            <w:tcW w:type="dxa" w:w="1247"/>
+          </w:tcPr>
+          <w:p>
+            <w:pPr>
+              <w:spacing w:after="20"/>
+            </w:pPr>
+            <w:r>
+              <w:rPr>
+                <w:sz w:val="18"/>
+              </w:rPr>
+            </w:r>
+            <w:r>
+              <w:rPr>
+                <w:sz w:val="18"/>
+              </w:rPr>
+              <w:t>Утверждено</w:t>
+            </w:r>
+          </w:p>
+        </w:tc>
+      </w:tr>
+      <w:tr>
+        <w:tc>
+          <w:tcPr>
+            <w:tcW w:type="dxa" w:w="1247"/>
+          </w:tcPr>
+          <w:p>
+            <w:pPr>
+              <w:spacing w:after="20"/>
+            </w:pPr>
+            <w:r>
+              <w:rPr>
+                <w:sz w:val="18"/>
+              </w:rPr>
+            </w:r>
+            <w:r>
+              <w:rPr>
+                <w:sz w:val="18"/>
+              </w:rPr>
+              <w:t>29</w:t>
+            </w:r>
+          </w:p>
+        </w:tc>
+        <w:tc>
+          <w:tcPr>
+            <w:tcW w:type="dxa" w:w="1247"/>
+          </w:tcPr>
+          <w:p>
+            <w:pPr>
+              <w:spacing w:after="20"/>
+            </w:pPr>
+            <w:r>
+              <w:rPr>
+                <w:sz w:val="18"/>
+              </w:rPr>
+            </w:r>
+            <w:r>
+              <w:rPr>
+                <w:sz w:val="18"/>
+              </w:rPr>
+              <w:t>30.10.2026</w:t>
+            </w:r>
+          </w:p>
+        </w:tc>
+        <w:tc>
+          <w:tcPr>
+            <w:tcW w:type="dxa" w:w="1247"/>
+          </w:tcPr>
+          <w:p>
+            <w:pPr>
+              <w:spacing w:after="20"/>
+            </w:pPr>
+            <w:r>
+              <w:rPr>
+                <w:sz w:val="18"/>
+              </w:rPr>
+            </w:r>
+            <w:r>
+              <w:rPr>
+                <w:sz w:val="18"/>
+              </w:rPr>
+              <w:t>DevOps</w:t>
+            </w:r>
+          </w:p>
+        </w:tc>
+        <w:tc>
+          <w:tcPr>
+            <w:tcW w:type="dxa" w:w="1247"/>
+          </w:tcPr>
+          <w:p>
+            <w:pPr>
+              <w:spacing w:after="20"/>
+            </w:pPr>
+            <w:r>
+              <w:rPr>
+                <w:sz w:val="18"/>
+              </w:rPr>
+            </w:r>
+            <w:r>
+              <w:rPr>
+                <w:sz w:val="18"/>
+              </w:rPr>
+              <w:t>Репозиторий</w:t>
+            </w:r>
+          </w:p>
+        </w:tc>
+        <w:tc>
+          <w:tcPr>
+            <w:tcW w:type="dxa" w:w="1247"/>
+          </w:tcPr>
+          <w:p>
+            <w:pPr>
+              <w:spacing w:after="20"/>
+            </w:pPr>
+            <w:r>
+              <w:rPr>
+                <w:sz w:val="18"/>
+              </w:rPr>
+            </w:r>
+            <w:r>
+              <w:rPr>
+                <w:sz w:val="18"/>
+              </w:rPr>
+              <w:t xml:space="preserve">Проект переведён на новый GitHub-репозиторий </w:t>
+            </w:r>
+            <w:r>
+              <w:rPr>
+                <w:rFonts w:ascii="Consolas" w:hAnsi="Consolas"/>
+                <w:sz w:val="18"/>
+              </w:rPr>
+              <w:t>ruslanadamcuk5/school-platform-v2</w:t>
+            </w:r>
+            <w:r>
+              <w:rPr>
+                <w:sz w:val="18"/>
+              </w:rPr>
+              <w:t xml:space="preserve"> с отдельным deploy-ключом</w:t>
+            </w:r>
+          </w:p>
+        </w:tc>
+        <w:tc>
+          <w:tcPr>
+            <w:tcW w:type="dxa" w:w="1247"/>
+          </w:tcPr>
+          <w:p>
+            <w:pPr>
+              <w:spacing w:after="20"/>
+            </w:pPr>
+            <w:r>
+              <w:rPr>
+                <w:sz w:val="18"/>
+              </w:rPr>
+            </w:r>
+            <w:r>
+              <w:rPr>
+                <w:sz w:val="18"/>
+              </w:rPr>
+              <w:t>Старый аккаунт недоступен</w:t>
+            </w:r>
+          </w:p>
+        </w:tc>
+        <w:tc>
+          <w:tcPr>
+            <w:tcW w:type="dxa" w:w="1247"/>
+          </w:tcPr>
+          <w:p>
+            <w:pPr>
+              <w:spacing w:after="20"/>
+            </w:pPr>
+            <w:r>
+              <w:rPr>
+                <w:sz w:val="18"/>
+              </w:rPr>
+            </w:r>
+            <w:r>
+              <w:rPr>
+                <w:sz w:val="18"/>
+              </w:rPr>
+              <w:t>Новый remote</w:t>
+            </w:r>
+          </w:p>
+        </w:tc>
+        <w:tc>
+          <w:tcPr>
+            <w:tcW w:type="dxa" w:w="1247"/>
+          </w:tcPr>
+          <w:p>
+            <w:pPr>
+              <w:spacing w:after="20"/>
+            </w:pPr>
+            <w:r>
+              <w:rPr>
+                <w:sz w:val="18"/>
+              </w:rPr>
+            </w:r>
+            <w:r>
+              <w:rPr>
+                <w:sz w:val="18"/>
+              </w:rPr>
+              <w:t>Утверждено</w:t>
+            </w:r>
+          </w:p>
+        </w:tc>
+      </w:tr>
+      <w:tr>
+        <w:tc>
+          <w:tcPr>
+            <w:tcW w:type="dxa" w:w="1247"/>
+          </w:tcPr>
+          <w:p>
+            <w:pPr>
+              <w:spacing w:after="20"/>
+            </w:pPr>
+            <w:r>
+              <w:rPr>
+                <w:sz w:val="18"/>
+              </w:rPr>
+            </w:r>
+            <w:r>
+              <w:rPr>
+                <w:sz w:val="18"/>
+              </w:rPr>
+              <w:t>30</w:t>
+            </w:r>
+          </w:p>
+        </w:tc>
+        <w:tc>
+          <w:tcPr>
+            <w:tcW w:type="dxa" w:w="1247"/>
+          </w:tcPr>
+          <w:p>
+            <w:pPr>
+              <w:spacing w:after="20"/>
+            </w:pPr>
+            <w:r>
+              <w:rPr>
+                <w:sz w:val="18"/>
+              </w:rPr>
+            </w:r>
+            <w:r>
+              <w:rPr>
+                <w:sz w:val="18"/>
+              </w:rPr>
+              <w:t>30.10.2026</w:t>
+            </w:r>
+          </w:p>
+        </w:tc>
+        <w:tc>
+          <w:tcPr>
+            <w:tcW w:type="dxa" w:w="1247"/>
+          </w:tcPr>
+          <w:p>
+            <w:pPr>
+              <w:spacing w:after="20"/>
+            </w:pPr>
+            <w:r>
+              <w:rPr>
+                <w:sz w:val="18"/>
+              </w:rPr>
+            </w:r>
+            <w:r>
+              <w:rPr>
+                <w:sz w:val="18"/>
+              </w:rPr>
+              <w:t>РП</w:t>
+            </w:r>
+          </w:p>
+        </w:tc>
+        <w:tc>
+          <w:tcPr>
+            <w:tcW w:type="dxa" w:w="1247"/>
+          </w:tcPr>
+          <w:p>
+            <w:pPr>
+              <w:spacing w:after="20"/>
+            </w:pPr>
+            <w:r>
+              <w:rPr>
+                <w:sz w:val="18"/>
+              </w:rPr>
+            </w:r>
+            <w:r>
+              <w:rPr>
+                <w:sz w:val="18"/>
+              </w:rPr>
+              <w:t>Документация</w:t>
+            </w:r>
+          </w:p>
+        </w:tc>
+        <w:tc>
+          <w:tcPr>
+            <w:tcW w:type="dxa" w:w="1247"/>
+          </w:tcPr>
+          <w:p>
+            <w:pPr>
+              <w:spacing w:after="20"/>
+            </w:pPr>
+            <w:r>
+              <w:rPr>
+                <w:sz w:val="18"/>
+              </w:rPr>
+            </w:r>
+            <w:r>
+              <w:rPr>
+                <w:sz w:val="18"/>
+              </w:rPr>
+              <w:t>Обновлён пакет документации до версии 0.6: ТЗ, архитектура, модель данных, план, матрица, реестр</w:t>
+            </w:r>
+          </w:p>
+        </w:tc>
+        <w:tc>
+          <w:tcPr>
+            <w:tcW w:type="dxa" w:w="1247"/>
+          </w:tcPr>
+          <w:p>
+            <w:pPr>
+              <w:spacing w:after="20"/>
+            </w:pPr>
+            <w:r>
+              <w:rPr>
+                <w:sz w:val="18"/>
+              </w:rPr>
+            </w:r>
+            <w:r>
+              <w:rPr>
+                <w:sz w:val="18"/>
+              </w:rPr>
+              <w:t>Новые требования</w:t>
+            </w:r>
+          </w:p>
+        </w:tc>
+        <w:tc>
+          <w:tcPr>
+            <w:tcW w:type="dxa" w:w="1247"/>
+          </w:tcPr>
+          <w:p>
+            <w:pPr>
+              <w:spacing w:after="20"/>
+            </w:pPr>
+            <w:r>
+              <w:rPr>
+                <w:sz w:val="18"/>
+              </w:rPr>
+            </w:r>
+            <w:r>
+              <w:rPr>
+                <w:sz w:val="18"/>
+              </w:rPr>
+              <w:t>DOCX требует пересборки</w:t>
+            </w:r>
+          </w:p>
+        </w:tc>
+        <w:tc>
+          <w:tcPr>
+            <w:tcW w:type="dxa" w:w="1247"/>
+          </w:tcPr>
+          <w:p>
+            <w:pPr>
+              <w:spacing w:after="20"/>
+            </w:pPr>
+            <w:r>
+              <w:rPr>
+                <w:sz w:val="18"/>
+              </w:rPr>
+            </w:r>
+            <w:r>
+              <w:rPr>
+                <w:sz w:val="18"/>
+              </w:rPr>
+              <w:t>Утверждено</w:t>
+            </w:r>
+          </w:p>
+        </w:tc>
+      </w:tr>
     </w:tbl>
     <w:p/>
     <w:p>
@@ -4950,7 +6677,7 @@
       <w:jc w:val="center"/>
     </w:pPr>
     <w:r>
-      <w:t xml:space="preserve">ЕООП «Школьник» · 0.1 · </w:t>
+      <w:t xml:space="preserve">ЕООП «Школьник» · 0.6 · </w:t>
     </w:r>
     <w:r>
       <w:fldChar w:fldCharType="begin"/>

--- a/docs/word/10-reporting/04-zhurnal-izmeneniy.docx
+++ b/docs/word/10-reporting/04-zhurnal-izmeneniy.docx
@@ -6205,7 +6205,197 @@
               <w:rPr>
                 <w:sz w:val="18"/>
               </w:rPr>
-              <w:t>DOCX требует пересборки</w:t>
+              <w:t>DOCX пересобран</w:t>
+            </w:r>
+          </w:p>
+        </w:tc>
+        <w:tc>
+          <w:tcPr>
+            <w:tcW w:type="dxa" w:w="1247"/>
+          </w:tcPr>
+          <w:p>
+            <w:pPr>
+              <w:spacing w:after="20"/>
+            </w:pPr>
+            <w:r>
+              <w:rPr>
+                <w:sz w:val="18"/>
+              </w:rPr>
+            </w:r>
+            <w:r>
+              <w:rPr>
+                <w:sz w:val="18"/>
+              </w:rPr>
+              <w:t>Утверждено</w:t>
+            </w:r>
+          </w:p>
+        </w:tc>
+      </w:tr>
+      <w:tr>
+        <w:tc>
+          <w:tcPr>
+            <w:tcW w:type="dxa" w:w="1247"/>
+          </w:tcPr>
+          <w:p>
+            <w:pPr>
+              <w:spacing w:after="20"/>
+            </w:pPr>
+            <w:r>
+              <w:rPr>
+                <w:sz w:val="18"/>
+              </w:rPr>
+            </w:r>
+            <w:r>
+              <w:rPr>
+                <w:sz w:val="18"/>
+              </w:rPr>
+              <w:t>31</w:t>
+            </w:r>
+          </w:p>
+        </w:tc>
+        <w:tc>
+          <w:tcPr>
+            <w:tcW w:type="dxa" w:w="1247"/>
+          </w:tcPr>
+          <w:p>
+            <w:pPr>
+              <w:spacing w:after="20"/>
+            </w:pPr>
+            <w:r>
+              <w:rPr>
+                <w:sz w:val="18"/>
+              </w:rPr>
+            </w:r>
+            <w:r>
+              <w:rPr>
+                <w:sz w:val="18"/>
+              </w:rPr>
+              <w:t>30.10.2026</w:t>
+            </w:r>
+          </w:p>
+        </w:tc>
+        <w:tc>
+          <w:tcPr>
+            <w:tcW w:type="dxa" w:w="1247"/>
+          </w:tcPr>
+          <w:p>
+            <w:pPr>
+              <w:spacing w:after="20"/>
+            </w:pPr>
+            <w:r>
+              <w:rPr>
+                <w:sz w:val="18"/>
+              </w:rPr>
+            </w:r>
+            <w:r>
+              <w:rPr>
+                <w:sz w:val="18"/>
+              </w:rPr>
+              <w:t>DevOps</w:t>
+            </w:r>
+          </w:p>
+        </w:tc>
+        <w:tc>
+          <w:tcPr>
+            <w:tcW w:type="dxa" w:w="1247"/>
+          </w:tcPr>
+          <w:p>
+            <w:pPr>
+              <w:spacing w:after="20"/>
+            </w:pPr>
+            <w:r>
+              <w:rPr>
+                <w:sz w:val="18"/>
+              </w:rPr>
+            </w:r>
+            <w:r>
+              <w:rPr>
+                <w:sz w:val="18"/>
+              </w:rPr>
+              <w:t>БД</w:t>
+            </w:r>
+          </w:p>
+        </w:tc>
+        <w:tc>
+          <w:tcPr>
+            <w:tcW w:type="dxa" w:w="1247"/>
+          </w:tcPr>
+          <w:p>
+            <w:pPr>
+              <w:spacing w:after="20"/>
+            </w:pPr>
+            <w:r>
+              <w:rPr>
+                <w:sz w:val="18"/>
+              </w:rPr>
+            </w:r>
+            <w:r>
+              <w:rPr>
+                <w:sz w:val="18"/>
+              </w:rPr>
+              <w:t xml:space="preserve">Миграция </w:t>
+            </w:r>
+            <w:r>
+              <w:rPr>
+                <w:rFonts w:ascii="Consolas" w:hAnsi="Consolas"/>
+                <w:sz w:val="18"/>
+              </w:rPr>
+              <w:t>0002</w:t>
+            </w:r>
+            <w:r>
+              <w:rPr>
+                <w:sz w:val="18"/>
+              </w:rPr>
+              <w:t xml:space="preserve"> и seed применены к пилотной PostgreSQL: 73 права, 14 сервисов, 14 активаций, 30 групп, 215 выдач</w:t>
+            </w:r>
+          </w:p>
+        </w:tc>
+        <w:tc>
+          <w:tcPr>
+            <w:tcW w:type="dxa" w:w="1247"/>
+          </w:tcPr>
+          <w:p>
+            <w:pPr>
+              <w:spacing w:after="20"/>
+            </w:pPr>
+            <w:r>
+              <w:rPr>
+                <w:sz w:val="18"/>
+              </w:rPr>
+            </w:r>
+            <w:r>
+              <w:rPr>
+                <w:sz w:val="18"/>
+              </w:rPr>
+              <w:t>Ввод групповой модели</w:t>
+            </w:r>
+          </w:p>
+        </w:tc>
+        <w:tc>
+          <w:tcPr>
+            <w:tcW w:type="dxa" w:w="1247"/>
+          </w:tcPr>
+          <w:p>
+            <w:pPr>
+              <w:spacing w:after="20"/>
+            </w:pPr>
+            <w:r>
+              <w:rPr>
+                <w:sz w:val="18"/>
+              </w:rPr>
+            </w:r>
+            <w:r>
+              <w:rPr>
+                <w:sz w:val="18"/>
+              </w:rPr>
+              <w:t xml:space="preserve">Пилот на </w:t>
+            </w:r>
+            <w:r>
+              <w:rPr>
+                <w:rFonts w:ascii="Consolas" w:hAnsi="Consolas"/>
+                <w:sz w:val="18"/>
+              </w:rPr>
+              <w:t>0002_groups_permissions_services</w:t>
             </w:r>
           </w:p>
         </w:tc>

--- a/docs/word/10-reporting/04-zhurnal-izmeneniy.docx
+++ b/docs/word/10-reporting/04-zhurnal-izmeneniy.docx
@@ -63,7 +63,7 @@
           </w:tcPr>
           <w:p>
             <w:r>
-              <w:t>0.6</w:t>
+              <w:t>0.7</w:t>
             </w:r>
           </w:p>
         </w:tc>
@@ -365,7 +365,7 @@
               <w:rPr>
                 <w:sz w:val="18"/>
               </w:rPr>
-              <w:t>0.5</w:t>
+              <w:t>0.6</w:t>
             </w:r>
           </w:p>
         </w:tc>
@@ -6421,6 +6421,595 @@
           </w:p>
         </w:tc>
       </w:tr>
+      <w:tr>
+        <w:tc>
+          <w:tcPr>
+            <w:tcW w:type="dxa" w:w="1247"/>
+          </w:tcPr>
+          <w:p>
+            <w:pPr>
+              <w:spacing w:after="20"/>
+            </w:pPr>
+            <w:r>
+              <w:rPr>
+                <w:sz w:val="18"/>
+              </w:rPr>
+            </w:r>
+            <w:r>
+              <w:rPr>
+                <w:sz w:val="18"/>
+              </w:rPr>
+              <w:t>32</w:t>
+            </w:r>
+          </w:p>
+        </w:tc>
+        <w:tc>
+          <w:tcPr>
+            <w:tcW w:type="dxa" w:w="1247"/>
+          </w:tcPr>
+          <w:p>
+            <w:pPr>
+              <w:spacing w:after="20"/>
+            </w:pPr>
+            <w:r>
+              <w:rPr>
+                <w:sz w:val="18"/>
+              </w:rPr>
+            </w:r>
+            <w:r>
+              <w:rPr>
+                <w:sz w:val="18"/>
+              </w:rPr>
+              <w:t>30.10.2026</w:t>
+            </w:r>
+          </w:p>
+        </w:tc>
+        <w:tc>
+          <w:tcPr>
+            <w:tcW w:type="dxa" w:w="1247"/>
+          </w:tcPr>
+          <w:p>
+            <w:pPr>
+              <w:spacing w:after="20"/>
+            </w:pPr>
+            <w:r>
+              <w:rPr>
+                <w:sz w:val="18"/>
+              </w:rPr>
+            </w:r>
+            <w:r>
+              <w:rPr>
+                <w:sz w:val="18"/>
+              </w:rPr>
+              <w:t>Разработчик</w:t>
+            </w:r>
+          </w:p>
+        </w:tc>
+        <w:tc>
+          <w:tcPr>
+            <w:tcW w:type="dxa" w:w="1247"/>
+          </w:tcPr>
+          <w:p>
+            <w:pPr>
+              <w:spacing w:after="20"/>
+            </w:pPr>
+            <w:r>
+              <w:rPr>
+                <w:sz w:val="18"/>
+              </w:rPr>
+            </w:r>
+            <w:r>
+              <w:rPr>
+                <w:sz w:val="18"/>
+              </w:rPr>
+              <w:t>UI</w:t>
+            </w:r>
+          </w:p>
+        </w:tc>
+        <w:tc>
+          <w:tcPr>
+            <w:tcW w:type="dxa" w:w="1247"/>
+          </w:tcPr>
+          <w:p>
+            <w:pPr>
+              <w:spacing w:after="20"/>
+            </w:pPr>
+            <w:r>
+              <w:rPr>
+                <w:sz w:val="18"/>
+              </w:rPr>
+            </w:r>
+            <w:r>
+              <w:rPr>
+                <w:sz w:val="18"/>
+              </w:rPr>
+              <w:t xml:space="preserve">Создан React-клиент: вход, дашборд, группы и права, каталог сервисов, профиль, динамическое меню из </w:t>
+            </w:r>
+            <w:r>
+              <w:rPr>
+                <w:rFonts w:ascii="Consolas" w:hAnsi="Consolas"/>
+                <w:sz w:val="18"/>
+              </w:rPr>
+              <w:t>/me/services</w:t>
+            </w:r>
+          </w:p>
+        </w:tc>
+        <w:tc>
+          <w:tcPr>
+            <w:tcW w:type="dxa" w:w="1247"/>
+          </w:tcPr>
+          <w:p>
+            <w:pPr>
+              <w:spacing w:after="20"/>
+            </w:pPr>
+            <w:r>
+              <w:rPr>
+                <w:sz w:val="18"/>
+              </w:rPr>
+            </w:r>
+            <w:r>
+              <w:rPr>
+                <w:sz w:val="18"/>
+              </w:rPr>
+              <w:t>Требование визуального контроля и постепенного развития фронтенда</w:t>
+            </w:r>
+          </w:p>
+        </w:tc>
+        <w:tc>
+          <w:tcPr>
+            <w:tcW w:type="dxa" w:w="1247"/>
+          </w:tcPr>
+          <w:p>
+            <w:pPr>
+              <w:spacing w:after="20"/>
+            </w:pPr>
+            <w:r>
+              <w:rPr>
+                <w:sz w:val="18"/>
+              </w:rPr>
+            </w:r>
+            <w:r>
+              <w:rPr>
+                <w:sz w:val="18"/>
+              </w:rPr>
+              <w:t>Новый веб-клиент</w:t>
+            </w:r>
+          </w:p>
+        </w:tc>
+        <w:tc>
+          <w:tcPr>
+            <w:tcW w:type="dxa" w:w="1247"/>
+          </w:tcPr>
+          <w:p>
+            <w:pPr>
+              <w:spacing w:after="20"/>
+            </w:pPr>
+            <w:r>
+              <w:rPr>
+                <w:sz w:val="18"/>
+              </w:rPr>
+            </w:r>
+            <w:r>
+              <w:rPr>
+                <w:sz w:val="18"/>
+              </w:rPr>
+              <w:t>Утверждено</w:t>
+            </w:r>
+          </w:p>
+        </w:tc>
+      </w:tr>
+      <w:tr>
+        <w:tc>
+          <w:tcPr>
+            <w:tcW w:type="dxa" w:w="1247"/>
+          </w:tcPr>
+          <w:p>
+            <w:pPr>
+              <w:spacing w:after="20"/>
+            </w:pPr>
+            <w:r>
+              <w:rPr>
+                <w:sz w:val="18"/>
+              </w:rPr>
+            </w:r>
+            <w:r>
+              <w:rPr>
+                <w:sz w:val="18"/>
+              </w:rPr>
+              <w:t>33</w:t>
+            </w:r>
+          </w:p>
+        </w:tc>
+        <w:tc>
+          <w:tcPr>
+            <w:tcW w:type="dxa" w:w="1247"/>
+          </w:tcPr>
+          <w:p>
+            <w:pPr>
+              <w:spacing w:after="20"/>
+            </w:pPr>
+            <w:r>
+              <w:rPr>
+                <w:sz w:val="18"/>
+              </w:rPr>
+            </w:r>
+            <w:r>
+              <w:rPr>
+                <w:sz w:val="18"/>
+              </w:rPr>
+              <w:t>30.10.2026</w:t>
+            </w:r>
+          </w:p>
+        </w:tc>
+        <w:tc>
+          <w:tcPr>
+            <w:tcW w:type="dxa" w:w="1247"/>
+          </w:tcPr>
+          <w:p>
+            <w:pPr>
+              <w:spacing w:after="20"/>
+            </w:pPr>
+            <w:r>
+              <w:rPr>
+                <w:sz w:val="18"/>
+              </w:rPr>
+            </w:r>
+            <w:r>
+              <w:rPr>
+                <w:sz w:val="18"/>
+              </w:rPr>
+              <w:t>DevOps</w:t>
+            </w:r>
+          </w:p>
+        </w:tc>
+        <w:tc>
+          <w:tcPr>
+            <w:tcW w:type="dxa" w:w="1247"/>
+          </w:tcPr>
+          <w:p>
+            <w:pPr>
+              <w:spacing w:after="20"/>
+            </w:pPr>
+            <w:r>
+              <w:rPr>
+                <w:sz w:val="18"/>
+              </w:rPr>
+            </w:r>
+            <w:r>
+              <w:rPr>
+                <w:sz w:val="18"/>
+              </w:rPr>
+              <w:t>Пилот</w:t>
+            </w:r>
+          </w:p>
+        </w:tc>
+        <w:tc>
+          <w:tcPr>
+            <w:tcW w:type="dxa" w:w="1247"/>
+          </w:tcPr>
+          <w:p>
+            <w:pPr>
+              <w:spacing w:after="20"/>
+            </w:pPr>
+            <w:r>
+              <w:rPr>
+                <w:sz w:val="18"/>
+              </w:rPr>
+            </w:r>
+            <w:r>
+              <w:rPr>
+                <w:sz w:val="18"/>
+              </w:rPr>
+              <w:t xml:space="preserve">FastAPI раздаёт собранный </w:t>
+            </w:r>
+            <w:r>
+              <w:rPr>
+                <w:rFonts w:ascii="Consolas" w:hAnsi="Consolas"/>
+                <w:sz w:val="18"/>
+              </w:rPr>
+              <w:t>frontend/dist</w:t>
+            </w:r>
+            <w:r>
+              <w:rPr>
+                <w:sz w:val="18"/>
+              </w:rPr>
+              <w:t xml:space="preserve"> на </w:t>
+            </w:r>
+            <w:r>
+              <w:rPr>
+                <w:rFonts w:ascii="Consolas" w:hAnsi="Consolas"/>
+                <w:sz w:val="18"/>
+              </w:rPr>
+              <w:t>/</w:t>
+            </w:r>
+            <w:r>
+              <w:rPr>
+                <w:sz w:val="18"/>
+              </w:rPr>
+              <w:t xml:space="preserve">, сохраняя API, </w:t>
+            </w:r>
+            <w:r>
+              <w:rPr>
+                <w:rFonts w:ascii="Consolas" w:hAnsi="Consolas"/>
+                <w:sz w:val="18"/>
+              </w:rPr>
+              <w:t>/health</w:t>
+            </w:r>
+            <w:r>
+              <w:rPr>
+                <w:sz w:val="18"/>
+              </w:rPr>
+              <w:t xml:space="preserve">, </w:t>
+            </w:r>
+            <w:r>
+              <w:rPr>
+                <w:rFonts w:ascii="Consolas" w:hAnsi="Consolas"/>
+                <w:sz w:val="18"/>
+              </w:rPr>
+              <w:t>/docs</w:t>
+            </w:r>
+            <w:r>
+              <w:rPr>
+                <w:sz w:val="18"/>
+              </w:rPr>
+              <w:t xml:space="preserve"> и </w:t>
+            </w:r>
+            <w:r>
+              <w:rPr>
+                <w:rFonts w:ascii="Consolas" w:hAnsi="Consolas"/>
+                <w:sz w:val="18"/>
+              </w:rPr>
+              <w:t>/robots.txt</w:t>
+            </w:r>
+          </w:p>
+        </w:tc>
+        <w:tc>
+          <w:tcPr>
+            <w:tcW w:type="dxa" w:w="1247"/>
+          </w:tcPr>
+          <w:p>
+            <w:pPr>
+              <w:spacing w:after="20"/>
+            </w:pPr>
+            <w:r>
+              <w:rPr>
+                <w:sz w:val="18"/>
+              </w:rPr>
+            </w:r>
+            <w:r>
+              <w:rPr>
+                <w:sz w:val="18"/>
+              </w:rPr>
+              <w:t>Единый адрес пилота для API и UI</w:t>
+            </w:r>
+          </w:p>
+        </w:tc>
+        <w:tc>
+          <w:tcPr>
+            <w:tcW w:type="dxa" w:w="1247"/>
+          </w:tcPr>
+          <w:p>
+            <w:pPr>
+              <w:spacing w:after="20"/>
+            </w:pPr>
+            <w:r>
+              <w:rPr>
+                <w:sz w:val="18"/>
+              </w:rPr>
+            </w:r>
+            <w:r>
+              <w:rPr>
+                <w:sz w:val="18"/>
+              </w:rPr>
+              <w:t>Новый режим публикации</w:t>
+            </w:r>
+          </w:p>
+        </w:tc>
+        <w:tc>
+          <w:tcPr>
+            <w:tcW w:type="dxa" w:w="1247"/>
+          </w:tcPr>
+          <w:p>
+            <w:pPr>
+              <w:spacing w:after="20"/>
+            </w:pPr>
+            <w:r>
+              <w:rPr>
+                <w:sz w:val="18"/>
+              </w:rPr>
+            </w:r>
+            <w:r>
+              <w:rPr>
+                <w:sz w:val="18"/>
+              </w:rPr>
+              <w:t>Утверждено</w:t>
+            </w:r>
+          </w:p>
+        </w:tc>
+      </w:tr>
+      <w:tr>
+        <w:tc>
+          <w:tcPr>
+            <w:tcW w:type="dxa" w:w="1247"/>
+          </w:tcPr>
+          <w:p>
+            <w:pPr>
+              <w:spacing w:after="20"/>
+            </w:pPr>
+            <w:r>
+              <w:rPr>
+                <w:sz w:val="18"/>
+              </w:rPr>
+            </w:r>
+            <w:r>
+              <w:rPr>
+                <w:sz w:val="18"/>
+              </w:rPr>
+              <w:t>34</w:t>
+            </w:r>
+          </w:p>
+        </w:tc>
+        <w:tc>
+          <w:tcPr>
+            <w:tcW w:type="dxa" w:w="1247"/>
+          </w:tcPr>
+          <w:p>
+            <w:pPr>
+              <w:spacing w:after="20"/>
+            </w:pPr>
+            <w:r>
+              <w:rPr>
+                <w:sz w:val="18"/>
+              </w:rPr>
+            </w:r>
+            <w:r>
+              <w:rPr>
+                <w:sz w:val="18"/>
+              </w:rPr>
+              <w:t>30.10.2026</w:t>
+            </w:r>
+          </w:p>
+        </w:tc>
+        <w:tc>
+          <w:tcPr>
+            <w:tcW w:type="dxa" w:w="1247"/>
+          </w:tcPr>
+          <w:p>
+            <w:pPr>
+              <w:spacing w:after="20"/>
+            </w:pPr>
+            <w:r>
+              <w:rPr>
+                <w:sz w:val="18"/>
+              </w:rPr>
+            </w:r>
+            <w:r>
+              <w:rPr>
+                <w:sz w:val="18"/>
+              </w:rPr>
+              <w:t>QA</w:t>
+            </w:r>
+          </w:p>
+        </w:tc>
+        <w:tc>
+          <w:tcPr>
+            <w:tcW w:type="dxa" w:w="1247"/>
+          </w:tcPr>
+          <w:p>
+            <w:pPr>
+              <w:spacing w:after="20"/>
+            </w:pPr>
+            <w:r>
+              <w:rPr>
+                <w:sz w:val="18"/>
+              </w:rPr>
+            </w:r>
+            <w:r>
+              <w:rPr>
+                <w:sz w:val="18"/>
+              </w:rPr>
+              <w:t>Стабильность</w:t>
+            </w:r>
+          </w:p>
+        </w:tc>
+        <w:tc>
+          <w:tcPr>
+            <w:tcW w:type="dxa" w:w="1247"/>
+          </w:tcPr>
+          <w:p>
+            <w:pPr>
+              <w:spacing w:after="20"/>
+            </w:pPr>
+            <w:r>
+              <w:rPr>
+                <w:sz w:val="18"/>
+              </w:rPr>
+            </w:r>
+            <w:r>
+              <w:rPr>
+                <w:sz w:val="18"/>
+              </w:rPr>
+              <w:t xml:space="preserve">Исправлены 500 в карточке группы (ленивые связи детей), CORS </w:t>
+            </w:r>
+            <w:r>
+              <w:rPr>
+                <w:rFonts w:ascii="Consolas" w:hAnsi="Consolas"/>
+                <w:sz w:val="18"/>
+              </w:rPr>
+              <w:t>/health</w:t>
+            </w:r>
+            <w:r>
+              <w:rPr>
+                <w:sz w:val="18"/>
+              </w:rPr>
+              <w:t>, конфликт Tailwind-классов; добавлен тест дочерних групп</w:t>
+            </w:r>
+          </w:p>
+        </w:tc>
+        <w:tc>
+          <w:tcPr>
+            <w:tcW w:type="dxa" w:w="1247"/>
+          </w:tcPr>
+          <w:p>
+            <w:pPr>
+              <w:spacing w:after="20"/>
+            </w:pPr>
+            <w:r>
+              <w:rPr>
+                <w:sz w:val="18"/>
+              </w:rPr>
+            </w:r>
+            <w:r>
+              <w:rPr>
+                <w:sz w:val="18"/>
+              </w:rPr>
+              <w:t>Найдено при визуальной проверке</w:t>
+            </w:r>
+          </w:p>
+        </w:tc>
+        <w:tc>
+          <w:tcPr>
+            <w:tcW w:type="dxa" w:w="1247"/>
+          </w:tcPr>
+          <w:p>
+            <w:pPr>
+              <w:spacing w:after="20"/>
+            </w:pPr>
+            <w:r>
+              <w:rPr>
+                <w:sz w:val="18"/>
+              </w:rPr>
+            </w:r>
+            <w:r>
+              <w:rPr>
+                <w:sz w:val="18"/>
+              </w:rPr>
+              <w:t>88 тестов зелёные</w:t>
+            </w:r>
+          </w:p>
+        </w:tc>
+        <w:tc>
+          <w:tcPr>
+            <w:tcW w:type="dxa" w:w="1247"/>
+          </w:tcPr>
+          <w:p>
+            <w:pPr>
+              <w:spacing w:after="20"/>
+            </w:pPr>
+            <w:r>
+              <w:rPr>
+                <w:sz w:val="18"/>
+              </w:rPr>
+            </w:r>
+            <w:r>
+              <w:rPr>
+                <w:sz w:val="18"/>
+              </w:rPr>
+              <w:t>Утверждено</w:t>
+            </w:r>
+          </w:p>
+        </w:tc>
+      </w:tr>
     </w:tbl>
     <w:p/>
     <w:p>
@@ -6867,7 +7456,7 @@
       <w:jc w:val="center"/>
     </w:pPr>
     <w:r>
-      <w:t xml:space="preserve">ЕООП «Школьник» · 0.6 · </w:t>
+      <w:t xml:space="preserve">ЕООП «Школьник» · 0.7 · </w:t>
     </w:r>
     <w:r>
       <w:fldChar w:fldCharType="begin"/>

--- a/docs/word/10-reporting/04-zhurnal-izmeneniy.docx
+++ b/docs/word/10-reporting/04-zhurnal-izmeneniy.docx
@@ -63,7 +63,7 @@
           </w:tcPr>
           <w:p>
             <w:r>
-              <w:t>0.7</w:t>
+              <w:t>0.7.1</w:t>
             </w:r>
           </w:p>
         </w:tc>
@@ -365,7 +365,7 @@
               <w:rPr>
                 <w:sz w:val="18"/>
               </w:rPr>
-              <w:t>0.6</w:t>
+              <w:t>0.7</w:t>
             </w:r>
           </w:p>
         </w:tc>
@@ -7010,6 +7010,215 @@
           </w:p>
         </w:tc>
       </w:tr>
+      <w:tr>
+        <w:tc>
+          <w:tcPr>
+            <w:tcW w:type="dxa" w:w="1247"/>
+          </w:tcPr>
+          <w:p>
+            <w:pPr>
+              <w:spacing w:after="20"/>
+            </w:pPr>
+            <w:r>
+              <w:rPr>
+                <w:sz w:val="18"/>
+              </w:rPr>
+            </w:r>
+            <w:r>
+              <w:rPr>
+                <w:sz w:val="18"/>
+              </w:rPr>
+              <w:t>35</w:t>
+            </w:r>
+          </w:p>
+        </w:tc>
+        <w:tc>
+          <w:tcPr>
+            <w:tcW w:type="dxa" w:w="1247"/>
+          </w:tcPr>
+          <w:p>
+            <w:pPr>
+              <w:spacing w:after="20"/>
+            </w:pPr>
+            <w:r>
+              <w:rPr>
+                <w:sz w:val="18"/>
+              </w:rPr>
+            </w:r>
+            <w:r>
+              <w:rPr>
+                <w:sz w:val="18"/>
+              </w:rPr>
+              <w:t>30.10.2026</w:t>
+            </w:r>
+          </w:p>
+        </w:tc>
+        <w:tc>
+          <w:tcPr>
+            <w:tcW w:type="dxa" w:w="1247"/>
+          </w:tcPr>
+          <w:p>
+            <w:pPr>
+              <w:spacing w:after="20"/>
+            </w:pPr>
+            <w:r>
+              <w:rPr>
+                <w:sz w:val="18"/>
+              </w:rPr>
+            </w:r>
+            <w:r>
+              <w:rPr>
+                <w:sz w:val="18"/>
+              </w:rPr>
+              <w:t>DevOps</w:t>
+            </w:r>
+          </w:p>
+        </w:tc>
+        <w:tc>
+          <w:tcPr>
+            <w:tcW w:type="dxa" w:w="1247"/>
+          </w:tcPr>
+          <w:p>
+            <w:pPr>
+              <w:spacing w:after="20"/>
+            </w:pPr>
+            <w:r>
+              <w:rPr>
+                <w:sz w:val="18"/>
+              </w:rPr>
+            </w:r>
+            <w:r>
+              <w:rPr>
+                <w:sz w:val="18"/>
+              </w:rPr>
+              <w:t>Пилот</w:t>
+            </w:r>
+          </w:p>
+        </w:tc>
+        <w:tc>
+          <w:tcPr>
+            <w:tcW w:type="dxa" w:w="1247"/>
+          </w:tcPr>
+          <w:p>
+            <w:pPr>
+              <w:spacing w:after="20"/>
+            </w:pPr>
+            <w:r>
+              <w:rPr>
+                <w:sz w:val="18"/>
+              </w:rPr>
+            </w:r>
+            <w:r>
+              <w:rPr>
+                <w:sz w:val="18"/>
+              </w:rPr>
+              <w:t xml:space="preserve">Новый профиль </w:t>
+            </w:r>
+            <w:r>
+              <w:rPr>
+                <w:rFonts w:ascii="Consolas" w:hAnsi="Consolas"/>
+                <w:sz w:val="18"/>
+              </w:rPr>
+              <w:t>school-platform-v2.alwaysdata.net</w:t>
+            </w:r>
+            <w:r>
+              <w:rPr>
+                <w:sz w:val="18"/>
+              </w:rPr>
+              <w:t xml:space="preserve">: backend, React-клиент, БД </w:t>
+            </w:r>
+            <w:r>
+              <w:rPr>
+                <w:rFonts w:ascii="Consolas" w:hAnsi="Consolas"/>
+                <w:sz w:val="18"/>
+              </w:rPr>
+              <w:t>virusadk_school_platform</w:t>
+            </w:r>
+            <w:r>
+              <w:rPr>
+                <w:sz w:val="18"/>
+              </w:rPr>
+              <w:t xml:space="preserve">, WSGI-адаптер </w:t>
+            </w:r>
+            <w:r>
+              <w:rPr>
+                <w:rFonts w:ascii="Consolas" w:hAnsi="Consolas"/>
+                <w:sz w:val="18"/>
+              </w:rPr>
+              <w:t>a2wsgi</w:t>
+            </w:r>
+            <w:r>
+              <w:rPr>
+                <w:sz w:val="18"/>
+              </w:rPr>
+              <w:t>; проверены 73 права, 30 групп, 14 сервисов, 11 включённых</w:t>
+            </w:r>
+          </w:p>
+        </w:tc>
+        <w:tc>
+          <w:tcPr>
+            <w:tcW w:type="dxa" w:w="1247"/>
+          </w:tcPr>
+          <w:p>
+            <w:pPr>
+              <w:spacing w:after="20"/>
+            </w:pPr>
+            <w:r>
+              <w:rPr>
+                <w:sz w:val="18"/>
+              </w:rPr>
+            </w:r>
+            <w:r>
+              <w:rPr>
+                <w:sz w:val="18"/>
+              </w:rPr>
+              <w:t>Перенос пилота на отдельный профиль</w:t>
+            </w:r>
+          </w:p>
+        </w:tc>
+        <w:tc>
+          <w:tcPr>
+            <w:tcW w:type="dxa" w:w="1247"/>
+          </w:tcPr>
+          <w:p>
+            <w:pPr>
+              <w:spacing w:after="20"/>
+            </w:pPr>
+            <w:r>
+              <w:rPr>
+                <w:sz w:val="18"/>
+              </w:rPr>
+            </w:r>
+            <w:r>
+              <w:rPr>
+                <w:sz w:val="18"/>
+              </w:rPr>
+              <w:t>Рабочий контур на новом домене; старый сайт не изменён</w:t>
+            </w:r>
+          </w:p>
+        </w:tc>
+        <w:tc>
+          <w:tcPr>
+            <w:tcW w:type="dxa" w:w="1247"/>
+          </w:tcPr>
+          <w:p>
+            <w:pPr>
+              <w:spacing w:after="20"/>
+            </w:pPr>
+            <w:r>
+              <w:rPr>
+                <w:sz w:val="18"/>
+              </w:rPr>
+            </w:r>
+            <w:r>
+              <w:rPr>
+                <w:sz w:val="18"/>
+              </w:rPr>
+              <w:t>Утверждено</w:t>
+            </w:r>
+          </w:p>
+        </w:tc>
+      </w:tr>
     </w:tbl>
     <w:p/>
     <w:p>
@@ -7456,7 +7665,7 @@
       <w:jc w:val="center"/>
     </w:pPr>
     <w:r>
-      <w:t xml:space="preserve">ЕООП «Школьник» · 0.7 · </w:t>
+      <w:t xml:space="preserve">ЕООП «Школьник» · 0.7.1 · </w:t>
     </w:r>
     <w:r>
       <w:fldChar w:fldCharType="begin"/>

--- a/docs/word/10-reporting/04-zhurnal-izmeneniy.docx
+++ b/docs/word/10-reporting/04-zhurnal-izmeneniy.docx
@@ -63,7 +63,7 @@
           </w:tcPr>
           <w:p>
             <w:r>
-              <w:t>0.7.1</w:t>
+              <w:t>0.7.2</w:t>
             </w:r>
           </w:p>
         </w:tc>
@@ -7219,6 +7219,241 @@
           </w:p>
         </w:tc>
       </w:tr>
+      <w:tr>
+        <w:tc>
+          <w:tcPr>
+            <w:tcW w:type="dxa" w:w="1247"/>
+          </w:tcPr>
+          <w:p>
+            <w:pPr>
+              <w:spacing w:after="20"/>
+            </w:pPr>
+            <w:r>
+              <w:rPr>
+                <w:sz w:val="18"/>
+              </w:rPr>
+            </w:r>
+            <w:r>
+              <w:rPr>
+                <w:sz w:val="18"/>
+              </w:rPr>
+              <w:t>36</w:t>
+            </w:r>
+          </w:p>
+        </w:tc>
+        <w:tc>
+          <w:tcPr>
+            <w:tcW w:type="dxa" w:w="1247"/>
+          </w:tcPr>
+          <w:p>
+            <w:pPr>
+              <w:spacing w:after="20"/>
+            </w:pPr>
+            <w:r>
+              <w:rPr>
+                <w:sz w:val="18"/>
+              </w:rPr>
+            </w:r>
+            <w:r>
+              <w:rPr>
+                <w:sz w:val="18"/>
+              </w:rPr>
+              <w:t>30.10.2026</w:t>
+            </w:r>
+          </w:p>
+        </w:tc>
+        <w:tc>
+          <w:tcPr>
+            <w:tcW w:type="dxa" w:w="1247"/>
+          </w:tcPr>
+          <w:p>
+            <w:pPr>
+              <w:spacing w:after="20"/>
+            </w:pPr>
+            <w:r>
+              <w:rPr>
+                <w:sz w:val="18"/>
+              </w:rPr>
+            </w:r>
+            <w:r>
+              <w:rPr>
+                <w:sz w:val="18"/>
+              </w:rPr>
+              <w:t>Разработчик</w:t>
+            </w:r>
+          </w:p>
+        </w:tc>
+        <w:tc>
+          <w:tcPr>
+            <w:tcW w:type="dxa" w:w="1247"/>
+          </w:tcPr>
+          <w:p>
+            <w:pPr>
+              <w:spacing w:after="20"/>
+            </w:pPr>
+            <w:r>
+              <w:rPr>
+                <w:sz w:val="18"/>
+              </w:rPr>
+            </w:r>
+            <w:r>
+              <w:rPr>
+                <w:sz w:val="18"/>
+              </w:rPr>
+              <w:t>Доступ</w:t>
+            </w:r>
+          </w:p>
+        </w:tc>
+        <w:tc>
+          <w:tcPr>
+            <w:tcW w:type="dxa" w:w="1247"/>
+          </w:tcPr>
+          <w:p>
+            <w:pPr>
+              <w:spacing w:after="20"/>
+            </w:pPr>
+            <w:r>
+              <w:rPr>
+                <w:sz w:val="18"/>
+              </w:rPr>
+            </w:r>
+            <w:r>
+              <w:rPr>
+                <w:sz w:val="18"/>
+              </w:rPr>
+              <w:t xml:space="preserve">Домены </w:t>
+            </w:r>
+            <w:r>
+              <w:rPr>
+                <w:rFonts w:ascii="Consolas" w:hAnsi="Consolas"/>
+                <w:sz w:val="18"/>
+              </w:rPr>
+              <w:t>journal</w:t>
+            </w:r>
+            <w:r>
+              <w:rPr>
+                <w:sz w:val="18"/>
+              </w:rPr>
+              <w:t xml:space="preserve">, </w:t>
+            </w:r>
+            <w:r>
+              <w:rPr>
+                <w:rFonts w:ascii="Consolas" w:hAnsi="Consolas"/>
+                <w:sz w:val="18"/>
+              </w:rPr>
+              <w:t>assessment</w:t>
+            </w:r>
+            <w:r>
+              <w:rPr>
+                <w:sz w:val="18"/>
+              </w:rPr>
+              <w:t xml:space="preserve">, </w:t>
+            </w:r>
+            <w:r>
+              <w:rPr>
+                <w:rFonts w:ascii="Consolas" w:hAnsi="Consolas"/>
+                <w:sz w:val="18"/>
+              </w:rPr>
+              <w:t>library</w:t>
+            </w:r>
+            <w:r>
+              <w:rPr>
+                <w:sz w:val="18"/>
+              </w:rPr>
+              <w:t xml:space="preserve">, </w:t>
+            </w:r>
+            <w:r>
+              <w:rPr>
+                <w:rFonts w:ascii="Consolas" w:hAnsi="Consolas"/>
+                <w:sz w:val="18"/>
+              </w:rPr>
+              <w:t>lms</w:t>
+            </w:r>
+            <w:r>
+              <w:rPr>
+                <w:sz w:val="18"/>
+              </w:rPr>
+              <w:t xml:space="preserve"> проверяют активацию сервиса и групповое право на каждом маршруте; родителям добавлено </w:t>
+            </w:r>
+            <w:r>
+              <w:rPr>
+                <w:rFonts w:ascii="Consolas" w:hAnsi="Consolas"/>
+                <w:sz w:val="18"/>
+              </w:rPr>
+              <w:t>assessment.results.read</w:t>
+            </w:r>
+            <w:r>
+              <w:rPr>
+                <w:sz w:val="18"/>
+              </w:rPr>
+              <w:t>; 8 новых route-level тестов</w:t>
+            </w:r>
+          </w:p>
+        </w:tc>
+        <w:tc>
+          <w:tcPr>
+            <w:tcW w:type="dxa" w:w="1247"/>
+          </w:tcPr>
+          <w:p>
+            <w:pPr>
+              <w:spacing w:after="20"/>
+            </w:pPr>
+            <w:r>
+              <w:rPr>
+                <w:sz w:val="18"/>
+              </w:rPr>
+            </w:r>
+            <w:r>
+              <w:rPr>
+                <w:sz w:val="18"/>
+              </w:rPr>
+              <w:t>Требование включать функционал и права по областям</w:t>
+            </w:r>
+          </w:p>
+        </w:tc>
+        <w:tc>
+          <w:tcPr>
+            <w:tcW w:type="dxa" w:w="1247"/>
+          </w:tcPr>
+          <w:p>
+            <w:pPr>
+              <w:spacing w:after="20"/>
+            </w:pPr>
+            <w:r>
+              <w:rPr>
+                <w:sz w:val="18"/>
+              </w:rPr>
+            </w:r>
+            <w:r>
+              <w:rPr>
+                <w:sz w:val="18"/>
+              </w:rPr>
+              <w:t>96 тестов зелёные; API возвращает 403 при отключённом сервисе или отсутствии права</w:t>
+            </w:r>
+          </w:p>
+        </w:tc>
+        <w:tc>
+          <w:tcPr>
+            <w:tcW w:type="dxa" w:w="1247"/>
+          </w:tcPr>
+          <w:p>
+            <w:pPr>
+              <w:spacing w:after="20"/>
+            </w:pPr>
+            <w:r>
+              <w:rPr>
+                <w:sz w:val="18"/>
+              </w:rPr>
+            </w:r>
+            <w:r>
+              <w:rPr>
+                <w:sz w:val="18"/>
+              </w:rPr>
+              <w:t>Утверждено</w:t>
+            </w:r>
+          </w:p>
+        </w:tc>
+      </w:tr>
     </w:tbl>
     <w:p/>
     <w:p>
@@ -7665,7 +7900,7 @@
       <w:jc w:val="center"/>
     </w:pPr>
     <w:r>
-      <w:t xml:space="preserve">ЕООП «Школьник» · 0.7.1 · </w:t>
+      <w:t xml:space="preserve">ЕООП «Школьник» · 0.7.2 · </w:t>
     </w:r>
     <w:r>
       <w:fldChar w:fldCharType="begin"/>

--- a/docs/word/10-reporting/04-zhurnal-izmeneniy.docx
+++ b/docs/word/10-reporting/04-zhurnal-izmeneniy.docx
@@ -63,7 +63,7 @@
           </w:tcPr>
           <w:p>
             <w:r>
-              <w:t>0.7.2</w:t>
+              <w:t>0.7.3</w:t>
             </w:r>
           </w:p>
         </w:tc>
@@ -7454,6 +7454,241 @@
           </w:p>
         </w:tc>
       </w:tr>
+      <w:tr>
+        <w:tc>
+          <w:tcPr>
+            <w:tcW w:type="dxa" w:w="1247"/>
+          </w:tcPr>
+          <w:p>
+            <w:pPr>
+              <w:spacing w:after="20"/>
+            </w:pPr>
+            <w:r>
+              <w:rPr>
+                <w:sz w:val="18"/>
+              </w:rPr>
+            </w:r>
+            <w:r>
+              <w:rPr>
+                <w:sz w:val="18"/>
+              </w:rPr>
+              <w:t>37</w:t>
+            </w:r>
+          </w:p>
+        </w:tc>
+        <w:tc>
+          <w:tcPr>
+            <w:tcW w:type="dxa" w:w="1247"/>
+          </w:tcPr>
+          <w:p>
+            <w:pPr>
+              <w:spacing w:after="20"/>
+            </w:pPr>
+            <w:r>
+              <w:rPr>
+                <w:sz w:val="18"/>
+              </w:rPr>
+            </w:r>
+            <w:r>
+              <w:rPr>
+                <w:sz w:val="18"/>
+              </w:rPr>
+              <w:t>30.10.2026</w:t>
+            </w:r>
+          </w:p>
+        </w:tc>
+        <w:tc>
+          <w:tcPr>
+            <w:tcW w:type="dxa" w:w="1247"/>
+          </w:tcPr>
+          <w:p>
+            <w:pPr>
+              <w:spacing w:after="20"/>
+            </w:pPr>
+            <w:r>
+              <w:rPr>
+                <w:sz w:val="18"/>
+              </w:rPr>
+            </w:r>
+            <w:r>
+              <w:rPr>
+                <w:sz w:val="18"/>
+              </w:rPr>
+              <w:t>DevOps</w:t>
+            </w:r>
+          </w:p>
+        </w:tc>
+        <w:tc>
+          <w:tcPr>
+            <w:tcW w:type="dxa" w:w="1247"/>
+          </w:tcPr>
+          <w:p>
+            <w:pPr>
+              <w:spacing w:after="20"/>
+            </w:pPr>
+            <w:r>
+              <w:rPr>
+                <w:sz w:val="18"/>
+              </w:rPr>
+            </w:r>
+            <w:r>
+              <w:rPr>
+                <w:sz w:val="18"/>
+              </w:rPr>
+              <w:t>Эксплуатация</w:t>
+            </w:r>
+          </w:p>
+        </w:tc>
+        <w:tc>
+          <w:tcPr>
+            <w:tcW w:type="dxa" w:w="1247"/>
+          </w:tcPr>
+          <w:p>
+            <w:pPr>
+              <w:spacing w:after="20"/>
+            </w:pPr>
+            <w:r>
+              <w:rPr>
+                <w:sz w:val="18"/>
+              </w:rPr>
+            </w:r>
+            <w:r>
+              <w:rPr>
+                <w:sz w:val="18"/>
+              </w:rPr>
+              <w:t xml:space="preserve">Уточнён перезапуск пилота: кнопка </w:t>
+            </w:r>
+            <w:r>
+              <w:rPr>
+                <w:b/>
+                <w:sz w:val="18"/>
+              </w:rPr>
+              <w:t>Restart</w:t>
+            </w:r>
+            <w:r>
+              <w:rPr>
+                <w:sz w:val="18"/>
+              </w:rPr>
+              <w:t xml:space="preserve"> на странице сайта или сохранение </w:t>
+            </w:r>
+            <w:r>
+              <w:rPr>
+                <w:b/>
+                <w:sz w:val="18"/>
+              </w:rPr>
+              <w:t>Environment</w:t>
+            </w:r>
+            <w:r>
+              <w:rPr>
+                <w:sz w:val="18"/>
+              </w:rPr>
+              <w:t xml:space="preserve">; </w:t>
+            </w:r>
+            <w:r>
+              <w:rPr>
+                <w:rFonts w:ascii="Consolas" w:hAnsi="Consolas"/>
+                <w:sz w:val="18"/>
+              </w:rPr>
+              <w:t>py-autoreload</w:t>
+            </w:r>
+            <w:r>
+              <w:rPr>
+                <w:sz w:val="18"/>
+              </w:rPr>
+              <w:t xml:space="preserve"> отключён. Живой пилот перезапущен, отключение </w:t>
+            </w:r>
+            <w:r>
+              <w:rPr>
+                <w:rFonts w:ascii="Consolas" w:hAnsi="Consolas"/>
+                <w:sz w:val="18"/>
+              </w:rPr>
+              <w:t>library</w:t>
+            </w:r>
+            <w:r>
+              <w:rPr>
+                <w:sz w:val="18"/>
+              </w:rPr>
+              <w:t xml:space="preserve"> проверено ответом 403 и восстановлено</w:t>
+            </w:r>
+          </w:p>
+        </w:tc>
+        <w:tc>
+          <w:tcPr>
+            <w:tcW w:type="dxa" w:w="1247"/>
+          </w:tcPr>
+          <w:p>
+            <w:pPr>
+              <w:spacing w:after="20"/>
+            </w:pPr>
+            <w:r>
+              <w:rPr>
+                <w:sz w:val="18"/>
+              </w:rPr>
+            </w:r>
+            <w:r>
+              <w:rPr>
+                <w:sz w:val="18"/>
+              </w:rPr>
+              <w:t>Кнопки Restart не было в разделе Processes</w:t>
+            </w:r>
+          </w:p>
+        </w:tc>
+        <w:tc>
+          <w:tcPr>
+            <w:tcW w:type="dxa" w:w="1247"/>
+          </w:tcPr>
+          <w:p>
+            <w:pPr>
+              <w:spacing w:after="20"/>
+            </w:pPr>
+            <w:r>
+              <w:rPr>
+                <w:sz w:val="18"/>
+              </w:rPr>
+            </w:r>
+            <w:r>
+              <w:rPr>
+                <w:sz w:val="18"/>
+              </w:rPr>
+              <w:t xml:space="preserve">Новый worker uWSGI загрузил проверки доступа; </w:t>
+            </w:r>
+            <w:r>
+              <w:rPr>
+                <w:rFonts w:ascii="Consolas" w:hAnsi="Consolas"/>
+                <w:sz w:val="18"/>
+              </w:rPr>
+              <w:t>/health</w:t>
+            </w:r>
+            <w:r>
+              <w:rPr>
+                <w:sz w:val="18"/>
+              </w:rPr>
+              <w:t xml:space="preserve"> 200</w:t>
+            </w:r>
+          </w:p>
+        </w:tc>
+        <w:tc>
+          <w:tcPr>
+            <w:tcW w:type="dxa" w:w="1247"/>
+          </w:tcPr>
+          <w:p>
+            <w:pPr>
+              <w:spacing w:after="20"/>
+            </w:pPr>
+            <w:r>
+              <w:rPr>
+                <w:sz w:val="18"/>
+              </w:rPr>
+            </w:r>
+            <w:r>
+              <w:rPr>
+                <w:sz w:val="18"/>
+              </w:rPr>
+              <w:t>Утверждено</w:t>
+            </w:r>
+          </w:p>
+        </w:tc>
+      </w:tr>
     </w:tbl>
     <w:p/>
     <w:p>
@@ -7900,7 +8135,7 @@
       <w:jc w:val="center"/>
     </w:pPr>
     <w:r>
-      <w:t xml:space="preserve">ЕООП «Школьник» · 0.7.2 · </w:t>
+      <w:t xml:space="preserve">ЕООП «Школьник» · 0.7.3 · </w:t>
     </w:r>
     <w:r>
       <w:fldChar w:fldCharType="begin"/>
